--- a/sistema/FICHA-PRODUTO-MAIS-TECH/INTRODUCAO_COMUNICACAO_ORAL_ESCRITA/04 - FERRAMENTAS-DIGITAIS/AtividadesFerramentasDigitaisFacil.docx
+++ b/sistema/FICHA-PRODUTO-MAIS-TECH/INTRODUCAO_COMUNICACAO_ORAL_ESCRITA/04 - FERRAMENTAS-DIGITAIS/AtividadesFerramentasDigitaisFacil.docx
@@ -144,7 +144,7 @@
                 <w:color w:val="666666"/>
                 <w:sz w:val="16"/>
               </w:rPr>
-              <w:t xml:space="preserve"> CEPLAS BARRAGEM</w:t>
+              <w:t>CEPLAS BARRAGEM</w:t>
             </w:r>
           </w:p>
         </w:tc>
@@ -186,7 +186,7 @@
                 <w:color w:val="666666"/>
                 <w:sz w:val="16"/>
               </w:rPr>
-              <w:t xml:space="preserve"> de </w:t>
+              <w:t>de</w:t>
             </w:r>
             <w:proofErr w:type="spellStart"/>
             <w:r>
@@ -321,7 +321,7 @@
         <w:rPr>
           <w:sz w:val="21"/>
         </w:rPr>
-        <w:t xml:space="preserve">O </w:t>
+        <w:t>O</w:t>
       </w:r>
       <w:proofErr w:type="spellStart"/>
       <w:r>
@@ -449,7 +449,7 @@
         <w:rPr>
           <w:sz w:val="21"/>
         </w:rPr>
-        <w:t xml:space="preserve">Tempo da </w:t>
+        <w:t>Tempo da</w:t>
       </w:r>
       <w:proofErr w:type="spellStart"/>
       <w:r>
@@ -557,7 +557,7 @@
                 <w:color w:val="FFFFFF"/>
                 <w:sz w:val="16"/>
               </w:rPr>
-              <w:t xml:space="preserve">O </w:t>
+              <w:t>O</w:t>
             </w:r>
             <w:proofErr w:type="spellStart"/>
             <w:r>
@@ -1204,7 +1204,7 @@
               <w:rPr>
                 <w:sz w:val="16"/>
               </w:rPr>
-              <w:t xml:space="preserve">Fazer </w:t>
+              <w:t>Fazer</w:t>
             </w:r>
             <w:proofErr w:type="spellStart"/>
             <w:r>
@@ -1232,7 +1232,7 @@
               <w:rPr>
                 <w:sz w:val="16"/>
               </w:rPr>
-              <w:t xml:space="preserve"> simples.</w:t>
+              <w:t>simples.</w:t>
             </w:r>
           </w:p>
         </w:tc>
@@ -1288,7 +1288,7 @@
           <w:sz w:val="17"/>
           <w:lang w:val="pt-BR"/>
         </w:rPr>
-        <w:t xml:space="preserve">[  ] </w:t>
+        <w:t>[ ]</w:t>
       </w:r>
       <w:r>
         <w:rPr>
@@ -1314,7 +1314,7 @@
           <w:sz w:val="17"/>
           <w:lang w:val="pt-BR"/>
         </w:rPr>
-        <w:t xml:space="preserve">[  ] </w:t>
+        <w:t>[ ]</w:t>
       </w:r>
       <w:r>
         <w:rPr>
@@ -1340,7 +1340,7 @@
           <w:sz w:val="17"/>
           <w:lang w:val="pt-BR"/>
         </w:rPr>
-        <w:t xml:space="preserve">[  ] </w:t>
+        <w:t>[ ]</w:t>
       </w:r>
       <w:r>
         <w:rPr>
@@ -1366,7 +1366,7 @@
           <w:sz w:val="17"/>
           <w:lang w:val="pt-BR"/>
         </w:rPr>
-        <w:t xml:space="preserve">[  ] </w:t>
+        <w:t>[ ]</w:t>
       </w:r>
       <w:r>
         <w:rPr>
@@ -1392,7 +1392,7 @@
           <w:sz w:val="17"/>
           <w:lang w:val="pt-BR"/>
         </w:rPr>
-        <w:t xml:space="preserve">[  ] </w:t>
+        <w:t>[ ]</w:t>
       </w:r>
       <w:r>
         <w:rPr>
@@ -1749,7 +1749,7 @@
               <w:rPr>
                 <w:sz w:val="16"/>
               </w:rPr>
-              <w:t xml:space="preserve">: </w:t>
+              <w:t>:</w:t>
             </w:r>
             <w:proofErr w:type="spellStart"/>
             <w:r>
@@ -1763,7 +1763,7 @@
               <w:rPr>
                 <w:sz w:val="16"/>
               </w:rPr>
-              <w:t xml:space="preserve"> um </w:t>
+              <w:t>um</w:t>
             </w:r>
             <w:proofErr w:type="spellStart"/>
             <w:r>
@@ -1929,7 +1929,7 @@
           <w:sz w:val="17"/>
           <w:lang w:val="pt-BR"/>
         </w:rPr>
-        <w:t xml:space="preserve">[  ] </w:t>
+        <w:t>[ ]</w:t>
       </w:r>
       <w:r>
         <w:rPr>
@@ -1955,7 +1955,7 @@
           <w:sz w:val="17"/>
           <w:lang w:val="pt-BR"/>
         </w:rPr>
-        <w:t xml:space="preserve">[  ] </w:t>
+        <w:t>[ ]</w:t>
       </w:r>
       <w:r>
         <w:rPr>
@@ -1980,7 +1980,7 @@
           <w:sz w:val="17"/>
           <w:lang w:val="pt-BR"/>
         </w:rPr>
-        <w:t xml:space="preserve">Por quê? </w:t>
+        <w:t>Por quê?</w:t>
       </w:r>
       <w:r>
         <w:rPr>
@@ -2025,7 +2025,7 @@
           <w:sz w:val="17"/>
           <w:lang w:val="pt-BR"/>
         </w:rPr>
-        <w:t xml:space="preserve">[  ] </w:t>
+        <w:t>[ ]</w:t>
       </w:r>
       <w:r>
         <w:rPr>
@@ -2051,7 +2051,7 @@
           <w:sz w:val="17"/>
           <w:lang w:val="pt-BR"/>
         </w:rPr>
-        <w:t xml:space="preserve">[  ] </w:t>
+        <w:t>[ ]</w:t>
       </w:r>
       <w:r>
         <w:rPr>
@@ -2076,7 +2076,7 @@
           <w:sz w:val="17"/>
           <w:lang w:val="pt-BR"/>
         </w:rPr>
-        <w:t xml:space="preserve">Por quê? </w:t>
+        <w:t>Por quê?</w:t>
       </w:r>
       <w:r>
         <w:rPr>
@@ -2121,7 +2121,7 @@
           <w:sz w:val="17"/>
           <w:lang w:val="pt-BR"/>
         </w:rPr>
-        <w:t xml:space="preserve">[  ] </w:t>
+        <w:t>[ ]</w:t>
       </w:r>
       <w:r>
         <w:rPr>
@@ -2147,7 +2147,7 @@
           <w:sz w:val="17"/>
           <w:lang w:val="pt-BR"/>
         </w:rPr>
-        <w:t xml:space="preserve">[  ] </w:t>
+        <w:t>[ ]</w:t>
       </w:r>
       <w:r>
         <w:rPr>
@@ -2172,7 +2172,7 @@
           <w:sz w:val="17"/>
           <w:lang w:val="pt-BR"/>
         </w:rPr>
-        <w:t xml:space="preserve">Por quê? </w:t>
+        <w:t>Por quê?</w:t>
       </w:r>
       <w:r>
         <w:rPr>
@@ -2217,7 +2217,7 @@
           <w:sz w:val="17"/>
           <w:lang w:val="pt-BR"/>
         </w:rPr>
-        <w:t xml:space="preserve">[  ] </w:t>
+        <w:t>[ ]</w:t>
       </w:r>
       <w:r>
         <w:rPr>
@@ -2243,7 +2243,7 @@
           <w:sz w:val="17"/>
           <w:lang w:val="pt-BR"/>
         </w:rPr>
-        <w:t xml:space="preserve">[  ] </w:t>
+        <w:t>[ ]</w:t>
       </w:r>
       <w:r>
         <w:rPr>
@@ -2265,7 +2265,7 @@
           <w:sz w:val="17"/>
           <w:lang w:val="pt-BR"/>
         </w:rPr>
-        <w:t xml:space="preserve">Por quê? </w:t>
+        <w:t>Por quê?</w:t>
       </w:r>
       <w:r>
         <w:rPr>
@@ -2286,7 +2286,7 @@
         <w:rPr>
           <w:sz w:val="26"/>
         </w:rPr>
-        <w:t xml:space="preserve">PASSO 4 - Monte </w:t>
+        <w:t>PASSO 4 - Monte</w:t>
       </w:r>
       <w:proofErr w:type="spellStart"/>
       <w:r>
@@ -2505,7 +2505,7 @@
               <w:rPr>
                 <w:sz w:val="16"/>
               </w:rPr>
-              <w:t xml:space="preserve">1. </w:t>
+              <w:t>1.</w:t>
             </w:r>
             <w:proofErr w:type="spellStart"/>
             <w:r>
@@ -2568,7 +2568,7 @@
               <w:rPr>
                 <w:sz w:val="16"/>
               </w:rPr>
-              <w:t xml:space="preserve">2. </w:t>
+              <w:t>2.</w:t>
             </w:r>
             <w:proofErr w:type="spellStart"/>
             <w:r>
@@ -2635,7 +2635,7 @@
               <w:rPr>
                 <w:sz w:val="16"/>
               </w:rPr>
-              <w:t xml:space="preserve">3. </w:t>
+              <w:t>3.</w:t>
             </w:r>
             <w:proofErr w:type="spellStart"/>
             <w:r>
@@ -2702,7 +2702,7 @@
               <w:rPr>
                 <w:sz w:val="16"/>
               </w:rPr>
-              <w:t xml:space="preserve">4. </w:t>
+              <w:t>4.</w:t>
             </w:r>
             <w:proofErr w:type="spellStart"/>
             <w:r>
@@ -2716,7 +2716,7 @@
               <w:rPr>
                 <w:sz w:val="16"/>
               </w:rPr>
-              <w:t xml:space="preserve"> e </w:t>
+              <w:t>e</w:t>
             </w:r>
             <w:proofErr w:type="spellStart"/>
             <w:r>
@@ -2750,7 +2750,7 @@
                 <w:sz w:val="16"/>
                 <w:lang w:val="pt-BR"/>
               </w:rPr>
-              <w:t xml:space="preserve">Preciso dele até as 14h. </w:t>
+              <w:t>Preciso dele até as 14h.</w:t>
             </w:r>
             <w:proofErr w:type="spellStart"/>
             <w:r>
@@ -2820,7 +2820,7 @@
           <w:sz w:val="17"/>
           <w:lang w:val="pt-BR"/>
         </w:rPr>
-        <w:t xml:space="preserve">[  ] </w:t>
+        <w:t>[ ]</w:t>
       </w:r>
       <w:r>
         <w:rPr>
@@ -2846,7 +2846,7 @@
           <w:sz w:val="17"/>
           <w:lang w:val="pt-BR"/>
         </w:rPr>
-        <w:t xml:space="preserve">[  ] </w:t>
+        <w:t>[ ]</w:t>
       </w:r>
       <w:r>
         <w:rPr>
@@ -2888,7 +2888,7 @@
           <w:sz w:val="17"/>
           <w:lang w:val="pt-BR"/>
         </w:rPr>
-        <w:t xml:space="preserve">[  ] </w:t>
+        <w:t>[ ]</w:t>
       </w:r>
       <w:r>
         <w:rPr>
@@ -2914,7 +2914,7 @@
           <w:sz w:val="17"/>
           <w:lang w:val="pt-BR"/>
         </w:rPr>
-        <w:t xml:space="preserve">[  ] </w:t>
+        <w:t>[ ]</w:t>
       </w:r>
       <w:r>
         <w:rPr>
@@ -2956,7 +2956,7 @@
           <w:sz w:val="17"/>
           <w:lang w:val="pt-BR"/>
         </w:rPr>
-        <w:t xml:space="preserve">[  ] </w:t>
+        <w:t>[ ]</w:t>
       </w:r>
       <w:r>
         <w:rPr>
@@ -2982,7 +2982,7 @@
           <w:sz w:val="17"/>
           <w:lang w:val="pt-BR"/>
         </w:rPr>
-        <w:t xml:space="preserve">[  ] </w:t>
+        <w:t>[ ]</w:t>
       </w:r>
       <w:r>
         <w:rPr>
@@ -3024,7 +3024,7 @@
           <w:sz w:val="17"/>
           <w:lang w:val="pt-BR"/>
         </w:rPr>
-        <w:t xml:space="preserve">[  ] </w:t>
+        <w:t>[ ]</w:t>
       </w:r>
       <w:r>
         <w:rPr>
@@ -3050,7 +3050,7 @@
           <w:sz w:val="17"/>
           <w:lang w:val="pt-BR"/>
         </w:rPr>
-        <w:t xml:space="preserve">[  ] </w:t>
+        <w:t>[ ]</w:t>
       </w:r>
       <w:r>
         <w:rPr>
@@ -3184,7 +3184,7 @@
         <w:rPr>
           <w:sz w:val="21"/>
         </w:rPr>
-        <w:t xml:space="preserve">Banco de </w:t>
+        <w:t>Banco de</w:t>
       </w:r>
       <w:proofErr w:type="spellStart"/>
       <w:r>
@@ -3310,7 +3310,7 @@
           <w:sz w:val="17"/>
           <w:lang w:val="pt-BR"/>
         </w:rPr>
-        <w:t xml:space="preserve">[  ] </w:t>
+        <w:t>[ ]</w:t>
       </w:r>
       <w:r>
         <w:rPr>
@@ -3336,7 +3336,7 @@
           <w:sz w:val="17"/>
           <w:lang w:val="pt-BR"/>
         </w:rPr>
-        <w:t xml:space="preserve">[  ] </w:t>
+        <w:t>[ ]</w:t>
       </w:r>
       <w:r>
         <w:rPr>
@@ -3362,7 +3362,7 @@
           <w:sz w:val="17"/>
           <w:lang w:val="pt-BR"/>
         </w:rPr>
-        <w:t xml:space="preserve">[  ] </w:t>
+        <w:t>[ ]</w:t>
       </w:r>
       <w:r>
         <w:rPr>
@@ -3388,7 +3388,7 @@
           <w:sz w:val="17"/>
           <w:lang w:val="pt-BR"/>
         </w:rPr>
-        <w:t xml:space="preserve">[  ] </w:t>
+        <w:t>[ ]</w:t>
       </w:r>
       <w:r>
         <w:rPr>
@@ -3414,7 +3414,7 @@
           <w:sz w:val="17"/>
           <w:lang w:val="pt-BR"/>
         </w:rPr>
-        <w:t xml:space="preserve">[  ] </w:t>
+        <w:t>[ ]</w:t>
       </w:r>
       <w:r>
         <w:rPr>
@@ -3440,7 +3440,7 @@
           <w:sz w:val="17"/>
           <w:lang w:val="pt-BR"/>
         </w:rPr>
-        <w:t xml:space="preserve">[  ] </w:t>
+        <w:t>[ ]</w:t>
       </w:r>
       <w:r>
         <w:rPr>
@@ -3753,14 +3753,14 @@
           <w:sz w:val="17"/>
           <w:lang w:val="pt-BR"/>
         </w:rPr>
-        <w:t xml:space="preserve">[  ] </w:t>
+        <w:t>[ ]</w:t>
       </w:r>
       <w:r>
         <w:rPr>
           <w:sz w:val="17"/>
           <w:lang w:val="pt-BR"/>
         </w:rPr>
-        <w:t>Fácil</w:t>
+        <w:t>Consegui</w:t>
       </w:r>
     </w:p>
     <w:p>
@@ -3779,7 +3779,7 @@
           <w:sz w:val="17"/>
           <w:lang w:val="pt-BR"/>
         </w:rPr>
-        <w:t xml:space="preserve">[  ] </w:t>
+        <w:t>[ ]</w:t>
       </w:r>
       <w:r>
         <w:rPr>
@@ -3805,7 +3805,7 @@
           <w:sz w:val="17"/>
           <w:lang w:val="pt-BR"/>
         </w:rPr>
-        <w:t xml:space="preserve">[  ] </w:t>
+        <w:t>[ ]</w:t>
       </w:r>
       <w:r>
         <w:rPr>
@@ -3847,14 +3847,14 @@
           <w:sz w:val="17"/>
           <w:lang w:val="pt-BR"/>
         </w:rPr>
-        <w:t xml:space="preserve">[  ] </w:t>
+        <w:t>[ ]</w:t>
       </w:r>
       <w:r>
         <w:rPr>
           <w:sz w:val="17"/>
           <w:lang w:val="pt-BR"/>
         </w:rPr>
-        <w:t>Fácil</w:t>
+        <w:t>Consegui</w:t>
       </w:r>
     </w:p>
     <w:p>
@@ -3873,7 +3873,7 @@
           <w:sz w:val="17"/>
           <w:lang w:val="pt-BR"/>
         </w:rPr>
-        <w:t xml:space="preserve">[  ] </w:t>
+        <w:t>[ ]</w:t>
       </w:r>
       <w:r>
         <w:rPr>
@@ -3899,7 +3899,7 @@
           <w:sz w:val="17"/>
           <w:lang w:val="pt-BR"/>
         </w:rPr>
-        <w:t xml:space="preserve">[  ] </w:t>
+        <w:t>[ ]</w:t>
       </w:r>
       <w:r>
         <w:rPr>
@@ -3941,7 +3941,7 @@
           <w:sz w:val="17"/>
           <w:lang w:val="pt-BR"/>
         </w:rPr>
-        <w:t xml:space="preserve">[  ] </w:t>
+        <w:t>[ ]</w:t>
       </w:r>
       <w:r>
         <w:rPr>
@@ -3967,7 +3967,7 @@
           <w:sz w:val="17"/>
           <w:lang w:val="pt-BR"/>
         </w:rPr>
-        <w:t xml:space="preserve">[  ] </w:t>
+        <w:t>[ ]</w:t>
       </w:r>
       <w:r>
         <w:rPr>
@@ -3993,7 +3993,7 @@
           <w:sz w:val="17"/>
           <w:lang w:val="pt-BR"/>
         </w:rPr>
-        <w:t xml:space="preserve">[  ] </w:t>
+        <w:t>[ ]</w:t>
       </w:r>
       <w:r>
         <w:rPr>
@@ -4022,7 +4022,7 @@
         <w:rPr>
           <w:sz w:val="26"/>
         </w:rPr>
-        <w:t xml:space="preserve"> do professor</w:t>
+        <w:t>do professor</w:t>
       </w:r>
     </w:p>
     <w:tbl>
@@ -4185,7 +4185,7 @@
                 <w:sz w:val="16"/>
                 <w:lang w:val="pt-BR"/>
               </w:rPr>
-              <w:t xml:space="preserve">[  ] Sim   [  </w:t>
+              <w:t>[ ] Sim [</w:t>
             </w:r>
             <w:proofErr w:type="gramStart"/>
             <w:r>
@@ -4201,7 +4201,7 @@
                 <w:sz w:val="16"/>
                 <w:lang w:val="pt-BR"/>
               </w:rPr>
-              <w:t xml:space="preserve"> apoio   [  ] Ainda não</w:t>
+              <w:t>apoio [ ] Ainda não</w:t>
             </w:r>
           </w:p>
         </w:tc>
@@ -4239,7 +4239,7 @@
               <w:rPr>
                 <w:sz w:val="16"/>
               </w:rPr>
-              <w:t xml:space="preserve"> as </w:t>
+              <w:t>as</w:t>
             </w:r>
             <w:proofErr w:type="spellStart"/>
             <w:r>
@@ -4253,7 +4253,7 @@
               <w:rPr>
                 <w:sz w:val="16"/>
               </w:rPr>
-              <w:t xml:space="preserve"> partes</w:t>
+              <w:t>partes</w:t>
             </w:r>
           </w:p>
         </w:tc>
@@ -4282,7 +4282,7 @@
                 <w:sz w:val="16"/>
                 <w:lang w:val="pt-BR"/>
               </w:rPr>
-              <w:t xml:space="preserve">[  ] Sim   [  </w:t>
+              <w:t>[ ] Sim [</w:t>
             </w:r>
             <w:proofErr w:type="gramStart"/>
             <w:r>
@@ -4298,7 +4298,7 @@
                 <w:sz w:val="16"/>
                 <w:lang w:val="pt-BR"/>
               </w:rPr>
-              <w:t xml:space="preserve"> apoio   [  ] Ainda não</w:t>
+              <w:t>apoio [ ] Ainda não</w:t>
             </w:r>
           </w:p>
         </w:tc>
@@ -4387,7 +4387,7 @@
                 <w:sz w:val="16"/>
                 <w:lang w:val="pt-BR"/>
               </w:rPr>
-              <w:t xml:space="preserve">[  ] Sim   [  </w:t>
+              <w:t>[ ] Sim [</w:t>
             </w:r>
             <w:proofErr w:type="gramStart"/>
             <w:r>
@@ -4403,7 +4403,7 @@
                 <w:sz w:val="16"/>
                 <w:lang w:val="pt-BR"/>
               </w:rPr>
-              <w:t xml:space="preserve"> apoio   [  ] Ainda não</w:t>
+              <w:t>apoio [ ] Ainda não</w:t>
             </w:r>
           </w:p>
         </w:tc>
@@ -4441,7 +4441,7 @@
               <w:rPr>
                 <w:sz w:val="16"/>
               </w:rPr>
-              <w:t xml:space="preserve"> antes de </w:t>
+              <w:t>antes de</w:t>
             </w:r>
             <w:proofErr w:type="spellStart"/>
             <w:r>
@@ -4478,7 +4478,7 @@
                 <w:sz w:val="16"/>
                 <w:lang w:val="pt-BR"/>
               </w:rPr>
-              <w:t xml:space="preserve">[  ] Sim   [  </w:t>
+              <w:t>[ ] Sim [</w:t>
             </w:r>
             <w:proofErr w:type="gramStart"/>
             <w:r>
@@ -4494,7 +4494,7 @@
                 <w:sz w:val="16"/>
                 <w:lang w:val="pt-BR"/>
               </w:rPr>
-              <w:t xml:space="preserve"> apoio   [  ] Ainda não</w:t>
+              <w:t>apoio [ ] Ainda não</w:t>
             </w:r>
           </w:p>
         </w:tc>
@@ -4620,33 +4620,30 @@
         <w:sz w:val="14"/>
         <w:lang w:val="pt-BR"/>
       </w:rPr>
-      <w:t xml:space="preserve">Rio do Sul Mais Tech  |  </w:t>
+      <w:t>Rio do Sul Mais Tech |</w:t>
     </w:r>
     <w:r>
       <w:rPr>
         <w:sz w:val="14"/>
         <w:lang w:val="pt-BR"/>
       </w:rPr>
-      <w:t xml:space="preserve">Página </w:t>
+      <w:t>Página</w:t>
     </w:r>
     <w:r>
       <w:rPr>
         <w:sz w:val="14"/>
       </w:rPr>
-      <w:fldChar w:fldCharType="begin"/>
     </w:r>
     <w:r>
       <w:rPr>
         <w:sz w:val="14"/>
         <w:lang w:val="pt-BR"/>
       </w:rPr>
-      <w:instrText>PAGE</w:instrText>
     </w:r>
     <w:r>
       <w:rPr>
         <w:sz w:val="14"/>
       </w:rPr>
-      <w:fldChar w:fldCharType="separate"/>
     </w:r>
     <w:r>
       <w:rPr>
@@ -4660,7 +4657,6 @@
       <w:rPr>
         <w:sz w:val="14"/>
       </w:rPr>
-      <w:fldChar w:fldCharType="end"/>
     </w:r>
   </w:p>
 </w:ftr>
@@ -4705,7 +4701,7 @@
         <w:color w:val="666666"/>
         <w:sz w:val="14"/>
       </w:rPr>
-      <w:t xml:space="preserve">SENAI | </w:t>
+      <w:t>SENAI |</w:t>
     </w:r>
     <w:proofErr w:type="spellStart"/>
     <w:r>
@@ -4732,7 +4728,6 @@
         <w:color w:val="666666"/>
         <w:sz w:val="14"/>
       </w:rPr>
-      <w:t>fácil</w:t>
     </w:r>
     <w:proofErr w:type="spellEnd"/>
     <w:r>
@@ -4741,7 +4736,7 @@
         <w:color w:val="666666"/>
         <w:sz w:val="14"/>
       </w:rPr>
-      <w:t xml:space="preserve"> - Ferramentas </w:t>
+      <w:t>- Ferramentas</w:t>
     </w:r>
     <w:proofErr w:type="spellStart"/>
     <w:r>

--- a/sistema/FICHA-PRODUTO-MAIS-TECH/INTRODUCAO_COMUNICACAO_ORAL_ESCRITA/04 - FERRAMENTAS-DIGITAIS/AtividadesFerramentasDigitaisFacil.docx
+++ b/sistema/FICHA-PRODUTO-MAIS-TECH/INTRODUCAO_COMUNICACAO_ORAL_ESCRITA/04 - FERRAMENTAS-DIGITAIS/AtividadesFerramentasDigitaisFacil.docx
@@ -4,8 +4,6 @@
   <w:body>
     <w:p>
       <w:pPr>
-        <w:keepLines w:val="0"/>
-        <w:spacing w:before="0" w:after="20" w:line="240" w:lineRule="auto"/>
         <w:jc w:val="center"/>
         <w:rPr>
           <w:lang w:val="pt-BR"/>
@@ -15,7 +13,6 @@
         <w:rPr>
           <w:b/>
           <w:color w:val="F7941D"/>
-          <w:sz w:val="17"/>
           <w:lang w:val="pt-BR"/>
         </w:rPr>
         <w:t>ATIVIDADE</w:t>
@@ -23,8 +20,6 @@
     </w:p>
     <w:p>
       <w:pPr>
-        <w:keepLines w:val="0"/>
-        <w:spacing w:before="0" w:after="20" w:line="240" w:lineRule="auto"/>
         <w:jc w:val="center"/>
         <w:rPr>
           <w:lang w:val="pt-BR"/>
@@ -35,7 +30,6 @@
           <w:rFonts w:ascii="Aptos Display" w:hAnsi="Aptos Display"/>
           <w:b/>
           <w:color w:val="004384"/>
-          <w:sz w:val="17"/>
           <w:lang w:val="pt-BR"/>
         </w:rPr>
         <w:t>Escolha o canal e monte uma mensagem</w:t>
@@ -43,8 +37,6 @@
     </w:p>
     <w:p>
       <w:pPr>
-        <w:keepLines w:val="0"/>
-        <w:spacing w:after="20" w:before="0" w:line="240" w:lineRule="auto"/>
         <w:jc w:val="center"/>
         <w:rPr>
           <w:lang w:val="pt-BR"/>
@@ -54,7 +46,6 @@
         <w:rPr>
           <w:i/>
           <w:color w:val="666666"/>
-          <w:sz w:val="17"/>
           <w:lang w:val="pt-BR"/>
         </w:rPr>
         <w:t>Ferramentas Digitais para Comunicação | 55 minutos + 5 minutos de apoio</w:t>
@@ -65,12 +56,11 @@
         <w:tblStyle w:val="Tabelacomgrade"/>
         <w:tblW w:w="5000" w:type="pct"/>
         <w:jc w:val="center"/>
-        <w:tblLayout w:type="autofit"/>
         <w:tblLook w:val="04A0" w:firstRow="1" w:lastRow="0" w:firstColumn="1" w:lastColumn="0" w:noHBand="0" w:noVBand="1"/>
       </w:tblPr>
       <w:tblGrid>
-        <w:gridCol w:w="4680"/>
-        <w:gridCol w:w="4680"/>
+        <w:gridCol w:w="7528"/>
+        <w:gridCol w:w="7528"/>
       </w:tblGrid>
       <w:tr>
         <w:trPr>
@@ -81,17 +71,14 @@
             <w:tcW w:w="4680" w:type="dxa"/>
             <w:tcMar>
               <w:top w:w="40" w:type="dxa"/>
-              <w:left w:w="120" w:type="dxa"/>
+              <w:left w:w="40" w:type="dxa"/>
               <w:bottom w:w="40" w:type="dxa"/>
-              <w:right w:w="120" w:type="dxa"/>
-              <w:start w:w="40" w:type="dxa"/>
-              <w:end w:w="40" w:type="dxa"/>
+              <w:right w:w="40" w:type="dxa"/>
             </w:tcMar>
           </w:tcPr>
           <w:p>
             <w:pPr>
-              <w:keepLines w:val="0"/>
-              <w:spacing w:before="0" w:after="0" w:line="240" w:lineRule="auto"/>
+              <w:spacing w:after="0"/>
             </w:pPr>
             <w:r>
               <w:rPr>
@@ -108,17 +95,14 @@
             <w:tcW w:w="4680" w:type="dxa"/>
             <w:tcMar>
               <w:top w:w="40" w:type="dxa"/>
-              <w:left w:w="120" w:type="dxa"/>
+              <w:left w:w="40" w:type="dxa"/>
               <w:bottom w:w="40" w:type="dxa"/>
-              <w:right w:w="120" w:type="dxa"/>
-              <w:start w:w="40" w:type="dxa"/>
-              <w:end w:w="40" w:type="dxa"/>
+              <w:right w:w="40" w:type="dxa"/>
             </w:tcMar>
           </w:tcPr>
           <w:p>
             <w:pPr>
-              <w:keepLines w:val="0"/>
-              <w:spacing w:before="0" w:after="0" w:line="240" w:lineRule="auto"/>
+              <w:spacing w:after="0"/>
             </w:pPr>
             <w:proofErr w:type="spellStart"/>
             <w:r>
@@ -127,7 +111,15 @@
                 <w:color w:val="666666"/>
                 <w:sz w:val="16"/>
               </w:rPr>
-              <w:t>Turma</w:t>
+              <w:t>Turma:</w:t>
+            </w:r>
+            <w:r>
+              <w:rPr>
+                <w:b/>
+                <w:color w:val="666666"/>
+                <w:sz w:val="16"/>
+              </w:rPr>
+              <w:t>CEPLAS</w:t>
             </w:r>
             <w:proofErr w:type="spellEnd"/>
             <w:r>
@@ -136,15 +128,7 @@
                 <w:color w:val="666666"/>
                 <w:sz w:val="16"/>
               </w:rPr>
-              <w:t>:</w:t>
-            </w:r>
-            <w:r>
-              <w:rPr>
-                <w:b/>
-                <w:color w:val="666666"/>
-                <w:sz w:val="16"/>
-              </w:rPr>
-              <w:t>CEPLAS BARRAGEM</w:t>
+              <w:t xml:space="preserve"> BARRAGEM</w:t>
             </w:r>
           </w:p>
         </w:tc>
@@ -158,17 +142,14 @@
             <w:tcW w:w="4680" w:type="dxa"/>
             <w:tcMar>
               <w:top w:w="40" w:type="dxa"/>
-              <w:left w:w="120" w:type="dxa"/>
+              <w:left w:w="40" w:type="dxa"/>
               <w:bottom w:w="40" w:type="dxa"/>
-              <w:right w:w="120" w:type="dxa"/>
-              <w:start w:w="40" w:type="dxa"/>
-              <w:end w:w="40" w:type="dxa"/>
+              <w:right w:w="40" w:type="dxa"/>
             </w:tcMar>
           </w:tcPr>
           <w:p>
             <w:pPr>
-              <w:keepLines w:val="0"/>
-              <w:spacing w:before="0" w:after="0" w:line="240" w:lineRule="auto"/>
+              <w:spacing w:after="0"/>
             </w:pPr>
             <w:proofErr w:type="spellStart"/>
             <w:r>
@@ -177,25 +158,7 @@
                 <w:color w:val="666666"/>
                 <w:sz w:val="16"/>
               </w:rPr>
-              <w:t>Dupla</w:t>
-            </w:r>
-            <w:proofErr w:type="spellEnd"/>
-            <w:r>
-              <w:rPr>
-                <w:b/>
-                <w:color w:val="666666"/>
-                <w:sz w:val="16"/>
-              </w:rPr>
-              <w:t>de</w:t>
-            </w:r>
-            <w:proofErr w:type="spellStart"/>
-            <w:r>
-              <w:rPr>
-                <w:b/>
-                <w:color w:val="666666"/>
-                <w:sz w:val="16"/>
-              </w:rPr>
-              <w:t>apoio</w:t>
+              <w:t>Dupladeapoio</w:t>
             </w:r>
             <w:proofErr w:type="spellEnd"/>
             <w:r>
@@ -213,17 +176,14 @@
             <w:tcW w:w="4680" w:type="dxa"/>
             <w:tcMar>
               <w:top w:w="40" w:type="dxa"/>
-              <w:left w:w="120" w:type="dxa"/>
+              <w:left w:w="40" w:type="dxa"/>
               <w:bottom w:w="40" w:type="dxa"/>
-              <w:right w:w="120" w:type="dxa"/>
-              <w:start w:w="40" w:type="dxa"/>
-              <w:end w:w="40" w:type="dxa"/>
+              <w:right w:w="40" w:type="dxa"/>
             </w:tcMar>
           </w:tcPr>
           <w:p>
             <w:pPr>
-              <w:keepLines w:val="0"/>
-              <w:spacing w:before="0" w:after="0" w:line="240" w:lineRule="auto"/>
+              <w:spacing w:after="0"/>
             </w:pPr>
             <w:r>
               <w:rPr>
@@ -249,11 +209,10 @@
       <w:tblPr>
         <w:tblW w:w="5000" w:type="pct"/>
         <w:jc w:val="center"/>
-        <w:tblLayout w:type="autofit"/>
         <w:tblLook w:val="04A0" w:firstRow="1" w:lastRow="0" w:firstColumn="1" w:lastColumn="0" w:noHBand="0" w:noVBand="1"/>
       </w:tblPr>
       <w:tblGrid>
-        <w:gridCol w:w="9360"/>
+        <w:gridCol w:w="15056"/>
       </w:tblGrid>
       <w:tr>
         <w:trPr>
@@ -265,18 +224,15 @@
             <w:shd w:val="clear" w:color="auto" w:fill="E8F0FE"/>
             <w:tcMar>
               <w:top w:w="40" w:type="dxa"/>
-              <w:left w:w="180" w:type="dxa"/>
+              <w:left w:w="40" w:type="dxa"/>
               <w:bottom w:w="40" w:type="dxa"/>
-              <w:right w:w="180" w:type="dxa"/>
-              <w:start w:w="40" w:type="dxa"/>
-              <w:end w:w="40" w:type="dxa"/>
+              <w:right w:w="40" w:type="dxa"/>
             </w:tcMar>
             <w:vAlign w:val="center"/>
           </w:tcPr>
           <w:p>
             <w:pPr>
-              <w:keepLines w:val="0"/>
-              <w:spacing w:after="0" w:before="0" w:line="240" w:lineRule="auto"/>
+              <w:spacing w:after="0"/>
               <w:rPr>
                 <w:lang w:val="pt-BR"/>
               </w:rPr>
@@ -293,8 +249,7 @@
           </w:p>
           <w:p>
             <w:pPr>
-              <w:keepLines w:val="0"/>
-              <w:spacing w:after="0" w:line="240" w:lineRule="auto" w:before="0"/>
+              <w:spacing w:after="0"/>
               <w:rPr>
                 <w:lang w:val="pt-BR"/>
               </w:rPr>
@@ -313,63 +268,29 @@
     <w:p>
       <w:pPr>
         <w:pStyle w:val="Ttulo2"/>
-        <w:keepNext/>
         <w:keepLines w:val="0"/>
-        <w:spacing w:before="60" w:after="20" w:line="240" w:lineRule="auto"/>
       </w:pPr>
       <w:r>
-        <w:rPr>
-          <w:sz w:val="21"/>
-        </w:rPr>
-        <w:t>O</w:t>
+        <w:t xml:space="preserve">Oque </w:t>
       </w:r>
       <w:proofErr w:type="spellStart"/>
       <w:r>
-        <w:rPr>
-          <w:sz w:val="21"/>
-        </w:rPr>
-        <w:t>que</w:t>
+        <w:t>você</w:t>
       </w:r>
       <w:proofErr w:type="spellEnd"/>
       <w:r>
-        <w:rPr>
-          <w:sz w:val="21"/>
-        </w:rPr>
         <w:t xml:space="preserve"> </w:t>
       </w:r>
       <w:proofErr w:type="spellStart"/>
       <w:r>
-        <w:rPr>
-          <w:sz w:val="21"/>
-        </w:rPr>
-        <w:t>você</w:t>
+        <w:t>vai</w:t>
       </w:r>
       <w:proofErr w:type="spellEnd"/>
       <w:r>
-        <w:rPr>
-          <w:sz w:val="21"/>
-        </w:rPr>
         <w:t xml:space="preserve"> </w:t>
       </w:r>
       <w:proofErr w:type="spellStart"/>
       <w:r>
-        <w:rPr>
-          <w:sz w:val="21"/>
-        </w:rPr>
-        <w:t>vai</w:t>
-      </w:r>
-      <w:proofErr w:type="spellEnd"/>
-      <w:r>
-        <w:rPr>
-          <w:sz w:val="21"/>
-        </w:rPr>
-        <w:t xml:space="preserve"> </w:t>
-      </w:r>
-      <w:proofErr w:type="spellStart"/>
-      <w:r>
-        <w:rPr>
-          <w:sz w:val="21"/>
-        </w:rPr>
         <w:t>aprender</w:t>
       </w:r>
       <w:proofErr w:type="spellEnd"/>
@@ -377,36 +298,24 @@
     <w:p>
       <w:pPr>
         <w:pStyle w:val="Commarcadores"/>
-        <w:keepLines w:val="0"/>
-        <w:spacing w:after="20" w:before="0" w:line="240" w:lineRule="auto"/>
         <w:ind w:left="540" w:hanging="271"/>
       </w:pPr>
       <w:r>
-        <w:rPr>
-          <w:sz w:val="17"/>
-        </w:rPr>
         <w:t>Quando usar e-mail.</w:t>
       </w:r>
     </w:p>
     <w:p>
       <w:pPr>
         <w:pStyle w:val="Commarcadores"/>
-        <w:keepLines w:val="0"/>
-        <w:spacing w:after="20" w:before="0" w:line="240" w:lineRule="auto"/>
         <w:ind w:left="540" w:hanging="271"/>
       </w:pPr>
       <w:r>
-        <w:rPr>
-          <w:sz w:val="17"/>
-        </w:rPr>
         <w:t>Quando usar chat.</w:t>
       </w:r>
     </w:p>
     <w:p>
       <w:pPr>
         <w:pStyle w:val="Commarcadores"/>
-        <w:keepLines w:val="0"/>
-        <w:spacing w:after="20" w:before="0" w:line="240" w:lineRule="auto"/>
         <w:ind w:left="540" w:hanging="271"/>
         <w:rPr>
           <w:lang w:val="pt-BR"/>
@@ -414,7 +323,6 @@
       </w:pPr>
       <w:r>
         <w:rPr>
-          <w:sz w:val="17"/>
           <w:lang w:val="pt-BR"/>
         </w:rPr>
         <w:t>Como escrever uma mensagem com quatro partes.</w:t>
@@ -423,8 +331,6 @@
     <w:p>
       <w:pPr>
         <w:pStyle w:val="Commarcadores"/>
-        <w:keepLines w:val="0"/>
-        <w:spacing w:after="20" w:before="0" w:line="240" w:lineRule="auto"/>
         <w:ind w:left="540" w:hanging="271"/>
         <w:rPr>
           <w:lang w:val="pt-BR"/>
@@ -432,7 +338,6 @@
       </w:pPr>
       <w:r>
         <w:rPr>
-          <w:sz w:val="17"/>
           <w:lang w:val="pt-BR"/>
         </w:rPr>
         <w:t>Como revisar antes de enviar.</w:t>
@@ -441,22 +346,14 @@
     <w:p>
       <w:pPr>
         <w:pStyle w:val="Ttulo2"/>
-        <w:keepNext/>
         <w:keepLines w:val="0"/>
-        <w:spacing w:before="60" w:after="20" w:line="240" w:lineRule="auto"/>
       </w:pPr>
       <w:r>
-        <w:rPr>
-          <w:sz w:val="21"/>
-        </w:rPr>
-        <w:t>Tempo da</w:t>
+        <w:t xml:space="preserve">Tempo </w:t>
       </w:r>
       <w:proofErr w:type="spellStart"/>
       <w:r>
-        <w:rPr>
-          <w:sz w:val="21"/>
-        </w:rPr>
-        <w:t>atividade</w:t>
+        <w:t>daatividade</w:t>
       </w:r>
       <w:proofErr w:type="spellEnd"/>
     </w:p>
@@ -465,13 +362,12 @@
         <w:tblStyle w:val="Tabelacomgrade"/>
         <w:tblW w:w="5000" w:type="pct"/>
         <w:jc w:val="center"/>
-        <w:tblLayout w:type="autofit"/>
         <w:tblLook w:val="04A0" w:firstRow="1" w:lastRow="0" w:firstColumn="1" w:lastColumn="0" w:noHBand="0" w:noVBand="1"/>
       </w:tblPr>
       <w:tblGrid>
-        <w:gridCol w:w="1224"/>
-        <w:gridCol w:w="1800"/>
-        <w:gridCol w:w="6336"/>
+        <w:gridCol w:w="1969"/>
+        <w:gridCol w:w="2895"/>
+        <w:gridCol w:w="10192"/>
       </w:tblGrid>
       <w:tr>
         <w:trPr>
@@ -483,17 +379,14 @@
             <w:shd w:val="clear" w:color="auto" w:fill="004384"/>
             <w:tcMar>
               <w:top w:w="40" w:type="dxa"/>
-              <w:left w:w="100" w:type="dxa"/>
+              <w:left w:w="40" w:type="dxa"/>
               <w:bottom w:w="40" w:type="dxa"/>
-              <w:right w:w="100" w:type="dxa"/>
-              <w:start w:w="40" w:type="dxa"/>
-              <w:end w:w="40" w:type="dxa"/>
+              <w:right w:w="40" w:type="dxa"/>
             </w:tcMar>
           </w:tcPr>
           <w:p>
             <w:pPr>
-              <w:keepLines w:val="0"/>
-              <w:spacing w:before="0" w:after="0" w:line="240" w:lineRule="auto"/>
+              <w:spacing w:after="0"/>
             </w:pPr>
             <w:r>
               <w:rPr>
@@ -511,17 +404,14 @@
             <w:shd w:val="clear" w:color="auto" w:fill="004384"/>
             <w:tcMar>
               <w:top w:w="40" w:type="dxa"/>
-              <w:left w:w="100" w:type="dxa"/>
+              <w:left w:w="40" w:type="dxa"/>
               <w:bottom w:w="40" w:type="dxa"/>
-              <w:right w:w="100" w:type="dxa"/>
-              <w:start w:w="40" w:type="dxa"/>
-              <w:end w:w="40" w:type="dxa"/>
+              <w:right w:w="40" w:type="dxa"/>
             </w:tcMar>
           </w:tcPr>
           <w:p>
             <w:pPr>
-              <w:keepLines w:val="0"/>
-              <w:spacing w:before="0" w:after="0" w:line="240" w:lineRule="auto"/>
+              <w:spacing w:after="0"/>
             </w:pPr>
             <w:r>
               <w:rPr>
@@ -539,17 +429,14 @@
             <w:shd w:val="clear" w:color="auto" w:fill="004384"/>
             <w:tcMar>
               <w:top w:w="40" w:type="dxa"/>
-              <w:left w:w="100" w:type="dxa"/>
+              <w:left w:w="40" w:type="dxa"/>
               <w:bottom w:w="40" w:type="dxa"/>
-              <w:right w:w="100" w:type="dxa"/>
-              <w:start w:w="40" w:type="dxa"/>
-              <w:end w:w="40" w:type="dxa"/>
+              <w:right w:w="40" w:type="dxa"/>
             </w:tcMar>
           </w:tcPr>
           <w:p>
             <w:pPr>
-              <w:keepLines w:val="0"/>
-              <w:spacing w:before="0" w:after="0" w:line="240" w:lineRule="auto"/>
+              <w:spacing w:after="0"/>
             </w:pPr>
             <w:r>
               <w:rPr>
@@ -557,25 +444,7 @@
                 <w:color w:val="FFFFFF"/>
                 <w:sz w:val="16"/>
               </w:rPr>
-              <w:t>O</w:t>
-            </w:r>
-            <w:proofErr w:type="spellStart"/>
-            <w:r>
-              <w:rPr>
-                <w:b/>
-                <w:color w:val="FFFFFF"/>
-                <w:sz w:val="16"/>
-              </w:rPr>
-              <w:t>que</w:t>
-            </w:r>
-            <w:proofErr w:type="spellEnd"/>
-            <w:r>
-              <w:rPr>
-                <w:b/>
-                <w:color w:val="FFFFFF"/>
-                <w:sz w:val="16"/>
-              </w:rPr>
-              <w:t xml:space="preserve"> </w:t>
+              <w:t xml:space="preserve">Oque </w:t>
             </w:r>
             <w:proofErr w:type="spellStart"/>
             <w:r>
@@ -599,18 +468,15 @@
             <w:tcW w:w="1224" w:type="dxa"/>
             <w:tcMar>
               <w:top w:w="40" w:type="dxa"/>
-              <w:left w:w="100" w:type="dxa"/>
+              <w:left w:w="40" w:type="dxa"/>
               <w:bottom w:w="40" w:type="dxa"/>
-              <w:right w:w="100" w:type="dxa"/>
-              <w:start w:w="40" w:type="dxa"/>
-              <w:end w:w="40" w:type="dxa"/>
+              <w:right w:w="40" w:type="dxa"/>
             </w:tcMar>
             <w:vAlign w:val="center"/>
           </w:tcPr>
           <w:p>
             <w:pPr>
-              <w:keepLines w:val="0"/>
-              <w:spacing w:before="0" w:after="0" w:line="240" w:lineRule="auto"/>
+              <w:spacing w:after="0"/>
             </w:pPr>
             <w:r>
               <w:rPr>
@@ -625,18 +491,15 @@
             <w:tcW w:w="1800" w:type="dxa"/>
             <w:tcMar>
               <w:top w:w="40" w:type="dxa"/>
-              <w:left w:w="100" w:type="dxa"/>
+              <w:left w:w="40" w:type="dxa"/>
               <w:bottom w:w="40" w:type="dxa"/>
-              <w:right w:w="100" w:type="dxa"/>
-              <w:start w:w="40" w:type="dxa"/>
-              <w:end w:w="40" w:type="dxa"/>
+              <w:right w:w="40" w:type="dxa"/>
             </w:tcMar>
             <w:vAlign w:val="center"/>
           </w:tcPr>
           <w:p>
             <w:pPr>
-              <w:keepLines w:val="0"/>
-              <w:spacing w:before="0" w:after="0" w:line="240" w:lineRule="auto"/>
+              <w:spacing w:after="0"/>
             </w:pPr>
             <w:proofErr w:type="spellStart"/>
             <w:r>
@@ -653,18 +516,15 @@
             <w:tcW w:w="6336" w:type="dxa"/>
             <w:tcMar>
               <w:top w:w="40" w:type="dxa"/>
-              <w:left w:w="100" w:type="dxa"/>
+              <w:left w:w="40" w:type="dxa"/>
               <w:bottom w:w="40" w:type="dxa"/>
-              <w:right w:w="100" w:type="dxa"/>
-              <w:start w:w="40" w:type="dxa"/>
-              <w:end w:w="40" w:type="dxa"/>
+              <w:right w:w="40" w:type="dxa"/>
             </w:tcMar>
             <w:vAlign w:val="center"/>
           </w:tcPr>
           <w:p>
             <w:pPr>
-              <w:keepLines w:val="0"/>
-              <w:spacing w:before="0" w:after="0" w:line="240" w:lineRule="auto"/>
+              <w:spacing w:after="0"/>
               <w:rPr>
                 <w:lang w:val="pt-BR"/>
               </w:rPr>
@@ -688,18 +548,15 @@
             <w:tcW w:w="1224" w:type="dxa"/>
             <w:tcMar>
               <w:top w:w="40" w:type="dxa"/>
-              <w:left w:w="100" w:type="dxa"/>
+              <w:left w:w="40" w:type="dxa"/>
               <w:bottom w:w="40" w:type="dxa"/>
-              <w:right w:w="100" w:type="dxa"/>
-              <w:start w:w="40" w:type="dxa"/>
-              <w:end w:w="40" w:type="dxa"/>
+              <w:right w:w="40" w:type="dxa"/>
             </w:tcMar>
             <w:vAlign w:val="center"/>
           </w:tcPr>
           <w:p>
             <w:pPr>
-              <w:keepLines w:val="0"/>
-              <w:spacing w:before="0" w:after="0" w:line="240" w:lineRule="auto"/>
+              <w:spacing w:after="0"/>
             </w:pPr>
             <w:r>
               <w:rPr>
@@ -714,18 +571,15 @@
             <w:tcW w:w="1800" w:type="dxa"/>
             <w:tcMar>
               <w:top w:w="40" w:type="dxa"/>
-              <w:left w:w="100" w:type="dxa"/>
+              <w:left w:w="40" w:type="dxa"/>
               <w:bottom w:w="40" w:type="dxa"/>
-              <w:right w:w="100" w:type="dxa"/>
-              <w:start w:w="40" w:type="dxa"/>
-              <w:end w:w="40" w:type="dxa"/>
+              <w:right w:w="40" w:type="dxa"/>
             </w:tcMar>
             <w:vAlign w:val="center"/>
           </w:tcPr>
           <w:p>
             <w:pPr>
-              <w:keepLines w:val="0"/>
-              <w:spacing w:before="0" w:after="0" w:line="240" w:lineRule="auto"/>
+              <w:spacing w:after="0"/>
             </w:pPr>
             <w:proofErr w:type="spellStart"/>
             <w:r>
@@ -742,18 +596,15 @@
             <w:tcW w:w="6336" w:type="dxa"/>
             <w:tcMar>
               <w:top w:w="40" w:type="dxa"/>
-              <w:left w:w="100" w:type="dxa"/>
+              <w:left w:w="40" w:type="dxa"/>
               <w:bottom w:w="40" w:type="dxa"/>
-              <w:right w:w="100" w:type="dxa"/>
-              <w:start w:w="40" w:type="dxa"/>
-              <w:end w:w="40" w:type="dxa"/>
+              <w:right w:w="40" w:type="dxa"/>
             </w:tcMar>
             <w:vAlign w:val="center"/>
           </w:tcPr>
           <w:p>
             <w:pPr>
-              <w:keepLines w:val="0"/>
-              <w:spacing w:before="0" w:after="0" w:line="240" w:lineRule="auto"/>
+              <w:spacing w:after="0"/>
               <w:rPr>
                 <w:lang w:val="pt-BR"/>
               </w:rPr>
@@ -777,18 +628,15 @@
             <w:tcW w:w="1224" w:type="dxa"/>
             <w:tcMar>
               <w:top w:w="40" w:type="dxa"/>
-              <w:left w:w="100" w:type="dxa"/>
+              <w:left w:w="40" w:type="dxa"/>
               <w:bottom w:w="40" w:type="dxa"/>
-              <w:right w:w="100" w:type="dxa"/>
-              <w:start w:w="40" w:type="dxa"/>
-              <w:end w:w="40" w:type="dxa"/>
+              <w:right w:w="40" w:type="dxa"/>
             </w:tcMar>
             <w:vAlign w:val="center"/>
           </w:tcPr>
           <w:p>
             <w:pPr>
-              <w:keepLines w:val="0"/>
-              <w:spacing w:before="0" w:after="0" w:line="240" w:lineRule="auto"/>
+              <w:spacing w:after="0"/>
             </w:pPr>
             <w:r>
               <w:rPr>
@@ -803,18 +651,15 @@
             <w:tcW w:w="1800" w:type="dxa"/>
             <w:tcMar>
               <w:top w:w="40" w:type="dxa"/>
-              <w:left w:w="100" w:type="dxa"/>
+              <w:left w:w="40" w:type="dxa"/>
               <w:bottom w:w="40" w:type="dxa"/>
-              <w:right w:w="100" w:type="dxa"/>
-              <w:start w:w="40" w:type="dxa"/>
-              <w:end w:w="40" w:type="dxa"/>
+              <w:right w:w="40" w:type="dxa"/>
             </w:tcMar>
             <w:vAlign w:val="center"/>
           </w:tcPr>
           <w:p>
             <w:pPr>
-              <w:keepLines w:val="0"/>
-              <w:spacing w:before="0" w:after="0" w:line="240" w:lineRule="auto"/>
+              <w:spacing w:after="0"/>
             </w:pPr>
             <w:proofErr w:type="spellStart"/>
             <w:r>
@@ -831,18 +676,15 @@
             <w:tcW w:w="6336" w:type="dxa"/>
             <w:tcMar>
               <w:top w:w="40" w:type="dxa"/>
-              <w:left w:w="100" w:type="dxa"/>
+              <w:left w:w="40" w:type="dxa"/>
               <w:bottom w:w="40" w:type="dxa"/>
-              <w:right w:w="100" w:type="dxa"/>
-              <w:start w:w="40" w:type="dxa"/>
-              <w:end w:w="40" w:type="dxa"/>
+              <w:right w:w="40" w:type="dxa"/>
             </w:tcMar>
             <w:vAlign w:val="center"/>
           </w:tcPr>
           <w:p>
             <w:pPr>
-              <w:keepLines w:val="0"/>
-              <w:spacing w:before="0" w:after="0" w:line="240" w:lineRule="auto"/>
+              <w:spacing w:after="0"/>
               <w:rPr>
                 <w:lang w:val="pt-BR"/>
               </w:rPr>
@@ -866,18 +708,15 @@
             <w:tcW w:w="1224" w:type="dxa"/>
             <w:tcMar>
               <w:top w:w="40" w:type="dxa"/>
-              <w:left w:w="100" w:type="dxa"/>
+              <w:left w:w="40" w:type="dxa"/>
               <w:bottom w:w="40" w:type="dxa"/>
-              <w:right w:w="100" w:type="dxa"/>
-              <w:start w:w="40" w:type="dxa"/>
-              <w:end w:w="40" w:type="dxa"/>
+              <w:right w:w="40" w:type="dxa"/>
             </w:tcMar>
             <w:vAlign w:val="center"/>
           </w:tcPr>
           <w:p>
             <w:pPr>
-              <w:keepLines w:val="0"/>
-              <w:spacing w:before="0" w:after="0" w:line="240" w:lineRule="auto"/>
+              <w:spacing w:after="0"/>
             </w:pPr>
             <w:r>
               <w:rPr>
@@ -892,18 +731,15 @@
             <w:tcW w:w="1800" w:type="dxa"/>
             <w:tcMar>
               <w:top w:w="40" w:type="dxa"/>
-              <w:left w:w="100" w:type="dxa"/>
+              <w:left w:w="40" w:type="dxa"/>
               <w:bottom w:w="40" w:type="dxa"/>
-              <w:right w:w="100" w:type="dxa"/>
-              <w:start w:w="40" w:type="dxa"/>
-              <w:end w:w="40" w:type="dxa"/>
+              <w:right w:w="40" w:type="dxa"/>
             </w:tcMar>
             <w:vAlign w:val="center"/>
           </w:tcPr>
           <w:p>
             <w:pPr>
-              <w:keepLines w:val="0"/>
-              <w:spacing w:before="0" w:after="0" w:line="240" w:lineRule="auto"/>
+              <w:spacing w:after="0"/>
             </w:pPr>
             <w:proofErr w:type="spellStart"/>
             <w:r>
@@ -920,18 +756,15 @@
             <w:tcW w:w="6336" w:type="dxa"/>
             <w:tcMar>
               <w:top w:w="40" w:type="dxa"/>
-              <w:left w:w="100" w:type="dxa"/>
+              <w:left w:w="40" w:type="dxa"/>
               <w:bottom w:w="40" w:type="dxa"/>
-              <w:right w:w="100" w:type="dxa"/>
-              <w:start w:w="40" w:type="dxa"/>
-              <w:end w:w="40" w:type="dxa"/>
+              <w:right w:w="40" w:type="dxa"/>
             </w:tcMar>
             <w:vAlign w:val="center"/>
           </w:tcPr>
           <w:p>
             <w:pPr>
-              <w:keepLines w:val="0"/>
-              <w:spacing w:before="0" w:after="0" w:line="240" w:lineRule="auto"/>
+              <w:spacing w:after="0"/>
               <w:rPr>
                 <w:lang w:val="pt-BR"/>
               </w:rPr>
@@ -955,18 +788,15 @@
             <w:tcW w:w="1224" w:type="dxa"/>
             <w:tcMar>
               <w:top w:w="40" w:type="dxa"/>
-              <w:left w:w="100" w:type="dxa"/>
+              <w:left w:w="40" w:type="dxa"/>
               <w:bottom w:w="40" w:type="dxa"/>
-              <w:right w:w="100" w:type="dxa"/>
-              <w:start w:w="40" w:type="dxa"/>
-              <w:end w:w="40" w:type="dxa"/>
+              <w:right w:w="40" w:type="dxa"/>
             </w:tcMar>
             <w:vAlign w:val="center"/>
           </w:tcPr>
           <w:p>
             <w:pPr>
-              <w:keepLines w:val="0"/>
-              <w:spacing w:before="0" w:after="0" w:line="240" w:lineRule="auto"/>
+              <w:spacing w:after="0"/>
             </w:pPr>
             <w:r>
               <w:rPr>
@@ -981,18 +811,15 @@
             <w:tcW w:w="1800" w:type="dxa"/>
             <w:tcMar>
               <w:top w:w="40" w:type="dxa"/>
-              <w:left w:w="100" w:type="dxa"/>
+              <w:left w:w="40" w:type="dxa"/>
               <w:bottom w:w="40" w:type="dxa"/>
-              <w:right w:w="100" w:type="dxa"/>
-              <w:start w:w="40" w:type="dxa"/>
-              <w:end w:w="40" w:type="dxa"/>
+              <w:right w:w="40" w:type="dxa"/>
             </w:tcMar>
             <w:vAlign w:val="center"/>
           </w:tcPr>
           <w:p>
             <w:pPr>
-              <w:keepLines w:val="0"/>
-              <w:spacing w:before="0" w:after="0" w:line="240" w:lineRule="auto"/>
+              <w:spacing w:after="0"/>
             </w:pPr>
             <w:proofErr w:type="spellStart"/>
             <w:r>
@@ -1009,18 +836,15 @@
             <w:tcW w:w="6336" w:type="dxa"/>
             <w:tcMar>
               <w:top w:w="40" w:type="dxa"/>
-              <w:left w:w="100" w:type="dxa"/>
+              <w:left w:w="40" w:type="dxa"/>
               <w:bottom w:w="40" w:type="dxa"/>
-              <w:right w:w="100" w:type="dxa"/>
-              <w:start w:w="40" w:type="dxa"/>
-              <w:end w:w="40" w:type="dxa"/>
+              <w:right w:w="40" w:type="dxa"/>
             </w:tcMar>
             <w:vAlign w:val="center"/>
           </w:tcPr>
           <w:p>
             <w:pPr>
-              <w:keepLines w:val="0"/>
-              <w:spacing w:before="0" w:after="0" w:line="240" w:lineRule="auto"/>
+              <w:spacing w:after="0"/>
               <w:rPr>
                 <w:lang w:val="pt-BR"/>
               </w:rPr>
@@ -1044,18 +868,15 @@
             <w:tcW w:w="1224" w:type="dxa"/>
             <w:tcMar>
               <w:top w:w="40" w:type="dxa"/>
-              <w:left w:w="100" w:type="dxa"/>
+              <w:left w:w="40" w:type="dxa"/>
               <w:bottom w:w="40" w:type="dxa"/>
-              <w:right w:w="100" w:type="dxa"/>
-              <w:start w:w="40" w:type="dxa"/>
-              <w:end w:w="40" w:type="dxa"/>
+              <w:right w:w="40" w:type="dxa"/>
             </w:tcMar>
             <w:vAlign w:val="center"/>
           </w:tcPr>
           <w:p>
             <w:pPr>
-              <w:keepLines w:val="0"/>
-              <w:spacing w:before="0" w:after="0" w:line="240" w:lineRule="auto"/>
+              <w:spacing w:after="0"/>
             </w:pPr>
             <w:r>
               <w:rPr>
@@ -1070,18 +891,15 @@
             <w:tcW w:w="1800" w:type="dxa"/>
             <w:tcMar>
               <w:top w:w="40" w:type="dxa"/>
-              <w:left w:w="100" w:type="dxa"/>
+              <w:left w:w="40" w:type="dxa"/>
               <w:bottom w:w="40" w:type="dxa"/>
-              <w:right w:w="100" w:type="dxa"/>
-              <w:start w:w="40" w:type="dxa"/>
-              <w:end w:w="40" w:type="dxa"/>
+              <w:right w:w="40" w:type="dxa"/>
             </w:tcMar>
             <w:vAlign w:val="center"/>
           </w:tcPr>
           <w:p>
             <w:pPr>
-              <w:keepLines w:val="0"/>
-              <w:spacing w:before="0" w:after="0" w:line="240" w:lineRule="auto"/>
+              <w:spacing w:after="0"/>
             </w:pPr>
             <w:proofErr w:type="spellStart"/>
             <w:r>
@@ -1098,18 +916,15 @@
             <w:tcW w:w="6336" w:type="dxa"/>
             <w:tcMar>
               <w:top w:w="40" w:type="dxa"/>
-              <w:left w:w="100" w:type="dxa"/>
+              <w:left w:w="40" w:type="dxa"/>
               <w:bottom w:w="40" w:type="dxa"/>
-              <w:right w:w="100" w:type="dxa"/>
-              <w:start w:w="40" w:type="dxa"/>
-              <w:end w:w="40" w:type="dxa"/>
+              <w:right w:w="40" w:type="dxa"/>
             </w:tcMar>
             <w:vAlign w:val="center"/>
           </w:tcPr>
           <w:p>
             <w:pPr>
-              <w:keepLines w:val="0"/>
-              <w:spacing w:before="0" w:after="0" w:line="240" w:lineRule="auto"/>
+              <w:spacing w:after="0"/>
               <w:rPr>
                 <w:lang w:val="pt-BR"/>
               </w:rPr>
@@ -1133,18 +948,15 @@
             <w:tcW w:w="1224" w:type="dxa"/>
             <w:tcMar>
               <w:top w:w="40" w:type="dxa"/>
-              <w:left w:w="100" w:type="dxa"/>
+              <w:left w:w="40" w:type="dxa"/>
               <w:bottom w:w="40" w:type="dxa"/>
-              <w:right w:w="100" w:type="dxa"/>
-              <w:start w:w="40" w:type="dxa"/>
-              <w:end w:w="40" w:type="dxa"/>
+              <w:right w:w="40" w:type="dxa"/>
             </w:tcMar>
             <w:vAlign w:val="center"/>
           </w:tcPr>
           <w:p>
             <w:pPr>
-              <w:keepLines w:val="0"/>
-              <w:spacing w:before="0" w:after="0" w:line="240" w:lineRule="auto"/>
+              <w:spacing w:after="0"/>
             </w:pPr>
             <w:r>
               <w:rPr>
@@ -1159,18 +971,15 @@
             <w:tcW w:w="1800" w:type="dxa"/>
             <w:tcMar>
               <w:top w:w="40" w:type="dxa"/>
-              <w:left w:w="100" w:type="dxa"/>
+              <w:left w:w="40" w:type="dxa"/>
               <w:bottom w:w="40" w:type="dxa"/>
-              <w:right w:w="100" w:type="dxa"/>
-              <w:start w:w="40" w:type="dxa"/>
-              <w:end w:w="40" w:type="dxa"/>
+              <w:right w:w="40" w:type="dxa"/>
             </w:tcMar>
             <w:vAlign w:val="center"/>
           </w:tcPr>
           <w:p>
             <w:pPr>
-              <w:keepLines w:val="0"/>
-              <w:spacing w:before="0" w:after="0" w:line="240" w:lineRule="auto"/>
+              <w:spacing w:after="0"/>
             </w:pPr>
             <w:proofErr w:type="spellStart"/>
             <w:r>
@@ -1187,31 +996,22 @@
             <w:tcW w:w="6336" w:type="dxa"/>
             <w:tcMar>
               <w:top w:w="40" w:type="dxa"/>
-              <w:left w:w="100" w:type="dxa"/>
+              <w:left w:w="40" w:type="dxa"/>
               <w:bottom w:w="40" w:type="dxa"/>
-              <w:right w:w="100" w:type="dxa"/>
-              <w:start w:w="40" w:type="dxa"/>
-              <w:end w:w="40" w:type="dxa"/>
+              <w:right w:w="40" w:type="dxa"/>
             </w:tcMar>
             <w:vAlign w:val="center"/>
           </w:tcPr>
           <w:p>
             <w:pPr>
-              <w:keepLines w:val="0"/>
-              <w:spacing w:before="0" w:after="0" w:line="240" w:lineRule="auto"/>
+              <w:spacing w:after="0"/>
             </w:pPr>
-            <w:r>
-              <w:rPr>
-                <w:sz w:val="16"/>
-              </w:rPr>
-              <w:t>Fazer</w:t>
-            </w:r>
             <w:proofErr w:type="spellStart"/>
             <w:r>
               <w:rPr>
                 <w:sz w:val="16"/>
               </w:rPr>
-              <w:t>uma</w:t>
+              <w:t>Fazeruma</w:t>
             </w:r>
             <w:proofErr w:type="spellEnd"/>
             <w:r>
@@ -1225,14 +1025,14 @@
               <w:rPr>
                 <w:sz w:val="16"/>
               </w:rPr>
-              <w:t>autoavaliação</w:t>
+              <w:t>autoavaliaçãosimples</w:t>
             </w:r>
             <w:proofErr w:type="spellEnd"/>
             <w:r>
               <w:rPr>
                 <w:sz w:val="16"/>
               </w:rPr>
-              <w:t>simples.</w:t>
+              <w:t>.</w:t>
             </w:r>
           </w:p>
         </w:tc>
@@ -1241,16 +1041,14 @@
     <w:p>
       <w:pPr>
         <w:pStyle w:val="Ttulo1"/>
-        <w:keepNext/>
         <w:keepLines w:val="0"/>
-        <w:spacing w:before="100" w:after="40" w:line="240" w:lineRule="auto"/>
+        <w:spacing w:before="100" w:after="40"/>
         <w:rPr>
           <w:lang w:val="pt-BR"/>
         </w:rPr>
       </w:pPr>
       <w:r>
         <w:rPr>
-          <w:sz w:val="26"/>
           <w:lang w:val="pt-BR"/>
         </w:rPr>
         <w:t>PASSO 1 - O que eu já conheço?</w:t>
@@ -1258,15 +1056,12 @@
     </w:p>
     <w:p>
       <w:pPr>
-        <w:keepLines w:val="0"/>
-        <w:spacing w:before="0" w:after="20" w:line="240" w:lineRule="auto"/>
         <w:rPr>
           <w:lang w:val="pt-BR"/>
         </w:rPr>
       </w:pPr>
       <w:r>
         <w:rPr>
-          <w:sz w:val="17"/>
           <w:lang w:val="pt-BR"/>
         </w:rPr>
         <w:t>Marque as ferramentas que você conhece. Não existe resposta errada.</w:t>
@@ -1274,8 +1069,6 @@
     </w:p>
     <w:p>
       <w:pPr>
-        <w:keepLines w:val="0"/>
-        <w:spacing w:before="0" w:after="20" w:line="240" w:lineRule="auto"/>
         <w:ind w:left="259"/>
         <w:rPr>
           <w:lang w:val="pt-BR"/>
@@ -1285,14 +1078,12 @@
         <w:rPr>
           <w:b/>
           <w:color w:val="004384"/>
-          <w:sz w:val="17"/>
           <w:lang w:val="pt-BR"/>
         </w:rPr>
         <w:t>[ ]</w:t>
       </w:r>
       <w:r>
         <w:rPr>
-          <w:sz w:val="17"/>
           <w:lang w:val="pt-BR"/>
         </w:rPr>
         <w:t>E-mail</w:t>
@@ -1300,8 +1091,6 @@
     </w:p>
     <w:p>
       <w:pPr>
-        <w:keepLines w:val="0"/>
-        <w:spacing w:before="0" w:after="20" w:line="240" w:lineRule="auto"/>
         <w:ind w:left="259"/>
         <w:rPr>
           <w:lang w:val="pt-BR"/>
@@ -1311,14 +1100,12 @@
         <w:rPr>
           <w:b/>
           <w:color w:val="004384"/>
-          <w:sz w:val="17"/>
           <w:lang w:val="pt-BR"/>
         </w:rPr>
         <w:t>[ ]</w:t>
       </w:r>
       <w:r>
         <w:rPr>
-          <w:sz w:val="17"/>
           <w:lang w:val="pt-BR"/>
         </w:rPr>
         <w:t>Chat ou mensagem</w:t>
@@ -1326,8 +1113,6 @@
     </w:p>
     <w:p>
       <w:pPr>
-        <w:keepLines w:val="0"/>
-        <w:spacing w:before="0" w:after="20" w:line="240" w:lineRule="auto"/>
         <w:ind w:left="259"/>
         <w:rPr>
           <w:lang w:val="pt-BR"/>
@@ -1337,14 +1122,12 @@
         <w:rPr>
           <w:b/>
           <w:color w:val="004384"/>
-          <w:sz w:val="17"/>
           <w:lang w:val="pt-BR"/>
         </w:rPr>
         <w:t>[ ]</w:t>
       </w:r>
       <w:r>
         <w:rPr>
-          <w:sz w:val="17"/>
           <w:lang w:val="pt-BR"/>
         </w:rPr>
         <w:t>Reunião por vídeo</w:t>
@@ -1352,8 +1135,6 @@
     </w:p>
     <w:p>
       <w:pPr>
-        <w:keepLines w:val="0"/>
-        <w:spacing w:before="0" w:after="20" w:line="240" w:lineRule="auto"/>
         <w:ind w:left="259"/>
         <w:rPr>
           <w:lang w:val="pt-BR"/>
@@ -1363,14 +1144,12 @@
         <w:rPr>
           <w:b/>
           <w:color w:val="004384"/>
-          <w:sz w:val="17"/>
           <w:lang w:val="pt-BR"/>
         </w:rPr>
         <w:t>[ ]</w:t>
       </w:r>
       <w:r>
         <w:rPr>
-          <w:sz w:val="17"/>
           <w:lang w:val="pt-BR"/>
         </w:rPr>
         <w:t>Documento compartilhado</w:t>
@@ -1378,8 +1157,6 @@
     </w:p>
     <w:p>
       <w:pPr>
-        <w:keepLines w:val="0"/>
-        <w:spacing w:before="0" w:after="20" w:line="240" w:lineRule="auto"/>
         <w:ind w:left="259"/>
         <w:rPr>
           <w:lang w:val="pt-BR"/>
@@ -1389,14 +1166,12 @@
         <w:rPr>
           <w:b/>
           <w:color w:val="004384"/>
-          <w:sz w:val="17"/>
           <w:lang w:val="pt-BR"/>
         </w:rPr>
         <w:t>[ ]</w:t>
       </w:r>
       <w:r>
         <w:rPr>
-          <w:sz w:val="17"/>
           <w:lang w:val="pt-BR"/>
         </w:rPr>
         <w:t>Quadro de tarefas</w:t>
@@ -1404,15 +1179,12 @@
     </w:p>
     <w:p>
       <w:pPr>
-        <w:keepLines w:val="0"/>
-        <w:spacing w:before="0" w:after="20" w:line="240" w:lineRule="auto"/>
         <w:rPr>
           <w:lang w:val="pt-BR"/>
         </w:rPr>
       </w:pPr>
       <w:r>
         <w:rPr>
-          <w:sz w:val="17"/>
           <w:lang w:val="pt-BR"/>
         </w:rPr>
         <w:t>Se quiser, escreva o nome de uma ferramenta que você usa:</w:t>
@@ -1420,8 +1192,6 @@
     </w:p>
     <w:p>
       <w:pPr>
-        <w:keepLines w:val="0"/>
-        <w:spacing w:after="20" w:before="0" w:line="240" w:lineRule="auto"/>
         <w:rPr>
           <w:lang w:val="pt-BR"/>
         </w:rPr>
@@ -1429,7 +1199,6 @@
       <w:r>
         <w:rPr>
           <w:color w:val="A0A0A0"/>
-          <w:sz w:val="17"/>
           <w:lang w:val="pt-BR"/>
         </w:rPr>
         <w:t>________________________________________________________________</w:t>
@@ -1438,16 +1207,14 @@
     <w:p>
       <w:pPr>
         <w:pStyle w:val="Ttulo1"/>
-        <w:keepNext/>
         <w:keepLines w:val="0"/>
-        <w:spacing w:before="100" w:after="40" w:line="240" w:lineRule="auto"/>
+        <w:spacing w:before="100" w:after="40"/>
         <w:rPr>
           <w:lang w:val="pt-BR"/>
         </w:rPr>
       </w:pPr>
       <w:r>
         <w:rPr>
-          <w:sz w:val="26"/>
           <w:lang w:val="pt-BR"/>
         </w:rPr>
         <w:t>PASSO 2 - E-mail ou chat?</w:t>
@@ -1458,12 +1225,11 @@
         <w:tblStyle w:val="Tabelacomgrade"/>
         <w:tblW w:w="5000" w:type="pct"/>
         <w:jc w:val="center"/>
-        <w:tblLayout w:type="autofit"/>
         <w:tblLook w:val="04A0" w:firstRow="1" w:lastRow="0" w:firstColumn="1" w:lastColumn="0" w:noHBand="0" w:noVBand="1"/>
       </w:tblPr>
       <w:tblGrid>
-        <w:gridCol w:w="4680"/>
-        <w:gridCol w:w="4680"/>
+        <w:gridCol w:w="7528"/>
+        <w:gridCol w:w="7528"/>
       </w:tblGrid>
       <w:tr>
         <w:trPr>
@@ -1476,17 +1242,14 @@
             <w:shd w:val="clear" w:color="auto" w:fill="004384"/>
             <w:tcMar>
               <w:top w:w="40" w:type="dxa"/>
-              <w:left w:w="120" w:type="dxa"/>
+              <w:left w:w="40" w:type="dxa"/>
               <w:bottom w:w="40" w:type="dxa"/>
-              <w:right w:w="120" w:type="dxa"/>
-              <w:start w:w="40" w:type="dxa"/>
-              <w:end w:w="40" w:type="dxa"/>
+              <w:right w:w="40" w:type="dxa"/>
             </w:tcMar>
           </w:tcPr>
           <w:p>
             <w:pPr>
-              <w:keepLines w:val="0"/>
-              <w:spacing w:before="0" w:after="0" w:line="240" w:lineRule="auto"/>
+              <w:spacing w:after="0"/>
             </w:pPr>
             <w:r>
               <w:rPr>
@@ -1504,17 +1267,14 @@
             <w:shd w:val="clear" w:color="auto" w:fill="004384"/>
             <w:tcMar>
               <w:top w:w="40" w:type="dxa"/>
-              <w:left w:w="120" w:type="dxa"/>
+              <w:left w:w="40" w:type="dxa"/>
               <w:bottom w:w="40" w:type="dxa"/>
-              <w:right w:w="120" w:type="dxa"/>
-              <w:start w:w="40" w:type="dxa"/>
-              <w:end w:w="40" w:type="dxa"/>
+              <w:right w:w="40" w:type="dxa"/>
             </w:tcMar>
           </w:tcPr>
           <w:p>
             <w:pPr>
-              <w:keepLines w:val="0"/>
-              <w:spacing w:before="0" w:after="0" w:line="240" w:lineRule="auto"/>
+              <w:spacing w:after="0"/>
             </w:pPr>
             <w:r>
               <w:rPr>
@@ -1536,17 +1296,14 @@
             <w:tcW w:w="4680" w:type="dxa"/>
             <w:tcMar>
               <w:top w:w="40" w:type="dxa"/>
-              <w:left w:w="120" w:type="dxa"/>
+              <w:left w:w="40" w:type="dxa"/>
               <w:bottom w:w="40" w:type="dxa"/>
-              <w:right w:w="120" w:type="dxa"/>
-              <w:start w:w="40" w:type="dxa"/>
-              <w:end w:w="40" w:type="dxa"/>
+              <w:right w:w="40" w:type="dxa"/>
             </w:tcMar>
           </w:tcPr>
           <w:p>
             <w:pPr>
-              <w:keepLines w:val="0"/>
-              <w:spacing w:after="0" w:before="0" w:line="240" w:lineRule="auto"/>
+              <w:spacing w:after="0"/>
               <w:rPr>
                 <w:lang w:val="pt-BR"/>
               </w:rPr>
@@ -1565,17 +1322,14 @@
             <w:tcW w:w="4680" w:type="dxa"/>
             <w:tcMar>
               <w:top w:w="40" w:type="dxa"/>
-              <w:left w:w="120" w:type="dxa"/>
+              <w:left w:w="40" w:type="dxa"/>
               <w:bottom w:w="40" w:type="dxa"/>
-              <w:right w:w="120" w:type="dxa"/>
-              <w:start w:w="40" w:type="dxa"/>
-              <w:end w:w="40" w:type="dxa"/>
+              <w:right w:w="40" w:type="dxa"/>
             </w:tcMar>
           </w:tcPr>
           <w:p>
             <w:pPr>
-              <w:keepLines w:val="0"/>
-              <w:spacing w:after="0" w:before="0" w:line="240" w:lineRule="auto"/>
+              <w:spacing w:after="0"/>
               <w:rPr>
                 <w:lang w:val="pt-BR"/>
               </w:rPr>
@@ -1599,17 +1353,14 @@
             <w:tcW w:w="4680" w:type="dxa"/>
             <w:tcMar>
               <w:top w:w="40" w:type="dxa"/>
-              <w:left w:w="120" w:type="dxa"/>
+              <w:left w:w="40" w:type="dxa"/>
               <w:bottom w:w="40" w:type="dxa"/>
-              <w:right w:w="120" w:type="dxa"/>
-              <w:start w:w="40" w:type="dxa"/>
-              <w:end w:w="40" w:type="dxa"/>
+              <w:right w:w="40" w:type="dxa"/>
             </w:tcMar>
           </w:tcPr>
           <w:p>
             <w:pPr>
-              <w:keepLines w:val="0"/>
-              <w:spacing w:after="0" w:before="0" w:line="240" w:lineRule="auto"/>
+              <w:spacing w:after="0"/>
               <w:rPr>
                 <w:lang w:val="pt-BR"/>
               </w:rPr>
@@ -1628,17 +1379,14 @@
             <w:tcW w:w="4680" w:type="dxa"/>
             <w:tcMar>
               <w:top w:w="40" w:type="dxa"/>
-              <w:left w:w="120" w:type="dxa"/>
+              <w:left w:w="40" w:type="dxa"/>
               <w:bottom w:w="40" w:type="dxa"/>
-              <w:right w:w="120" w:type="dxa"/>
-              <w:start w:w="40" w:type="dxa"/>
-              <w:end w:w="40" w:type="dxa"/>
+              <w:right w:w="40" w:type="dxa"/>
             </w:tcMar>
           </w:tcPr>
           <w:p>
             <w:pPr>
-              <w:keepLines w:val="0"/>
-              <w:spacing w:after="0" w:before="0" w:line="240" w:lineRule="auto"/>
+              <w:spacing w:after="0"/>
               <w:rPr>
                 <w:lang w:val="pt-BR"/>
               </w:rPr>
@@ -1662,17 +1410,14 @@
             <w:tcW w:w="4680" w:type="dxa"/>
             <w:tcMar>
               <w:top w:w="40" w:type="dxa"/>
-              <w:left w:w="120" w:type="dxa"/>
+              <w:left w:w="40" w:type="dxa"/>
               <w:bottom w:w="40" w:type="dxa"/>
-              <w:right w:w="120" w:type="dxa"/>
-              <w:start w:w="40" w:type="dxa"/>
-              <w:end w:w="40" w:type="dxa"/>
+              <w:right w:w="40" w:type="dxa"/>
             </w:tcMar>
           </w:tcPr>
           <w:p>
             <w:pPr>
-              <w:keepLines w:val="0"/>
-              <w:spacing w:after="0" w:before="0" w:line="240" w:lineRule="auto"/>
+              <w:spacing w:after="0"/>
               <w:rPr>
                 <w:lang w:val="pt-BR"/>
               </w:rPr>
@@ -1691,17 +1436,14 @@
             <w:tcW w:w="4680" w:type="dxa"/>
             <w:tcMar>
               <w:top w:w="40" w:type="dxa"/>
-              <w:left w:w="120" w:type="dxa"/>
+              <w:left w:w="40" w:type="dxa"/>
               <w:bottom w:w="40" w:type="dxa"/>
-              <w:right w:w="120" w:type="dxa"/>
-              <w:start w:w="40" w:type="dxa"/>
-              <w:end w:w="40" w:type="dxa"/>
+              <w:right w:w="40" w:type="dxa"/>
             </w:tcMar>
           </w:tcPr>
           <w:p>
             <w:pPr>
-              <w:keepLines w:val="0"/>
-              <w:spacing w:after="0" w:before="0" w:line="240" w:lineRule="auto"/>
+              <w:spacing w:after="0"/>
               <w:rPr>
                 <w:lang w:val="pt-BR"/>
               </w:rPr>
@@ -1725,54 +1467,25 @@
             <w:tcW w:w="4680" w:type="dxa"/>
             <w:tcMar>
               <w:top w:w="40" w:type="dxa"/>
-              <w:left w:w="120" w:type="dxa"/>
+              <w:left w:w="40" w:type="dxa"/>
               <w:bottom w:w="40" w:type="dxa"/>
-              <w:right w:w="120" w:type="dxa"/>
-              <w:start w:w="40" w:type="dxa"/>
-              <w:end w:w="40" w:type="dxa"/>
+              <w:right w:w="40" w:type="dxa"/>
             </w:tcMar>
           </w:tcPr>
           <w:p>
             <w:pPr>
-              <w:keepLines w:val="0"/>
-              <w:spacing w:after="0" w:before="0" w:line="240" w:lineRule="auto"/>
+              <w:spacing w:after="0"/>
             </w:pPr>
             <w:proofErr w:type="spellStart"/>
+            <w:proofErr w:type="gramStart"/>
             <w:r>
               <w:rPr>
                 <w:sz w:val="16"/>
               </w:rPr>
-              <w:t>Exemplo</w:t>
+              <w:t>Exemplo:enviarumtrabalho</w:t>
             </w:r>
             <w:proofErr w:type="spellEnd"/>
-            <w:r>
-              <w:rPr>
-                <w:sz w:val="16"/>
-              </w:rPr>
-              <w:t>:</w:t>
-            </w:r>
-            <w:proofErr w:type="spellStart"/>
-            <w:r>
-              <w:rPr>
-                <w:sz w:val="16"/>
-              </w:rPr>
-              <w:t>enviar</w:t>
-            </w:r>
-            <w:proofErr w:type="spellEnd"/>
-            <w:r>
-              <w:rPr>
-                <w:sz w:val="16"/>
-              </w:rPr>
-              <w:t>um</w:t>
-            </w:r>
-            <w:proofErr w:type="spellStart"/>
-            <w:r>
-              <w:rPr>
-                <w:sz w:val="16"/>
-              </w:rPr>
-              <w:t>trabalho</w:t>
-            </w:r>
-            <w:proofErr w:type="spellEnd"/>
+            <w:proofErr w:type="gramEnd"/>
             <w:r>
               <w:rPr>
                 <w:sz w:val="16"/>
@@ -1786,17 +1499,14 @@
             <w:tcW w:w="4680" w:type="dxa"/>
             <w:tcMar>
               <w:top w:w="40" w:type="dxa"/>
-              <w:left w:w="120" w:type="dxa"/>
+              <w:left w:w="40" w:type="dxa"/>
               <w:bottom w:w="40" w:type="dxa"/>
-              <w:right w:w="120" w:type="dxa"/>
-              <w:start w:w="40" w:type="dxa"/>
-              <w:end w:w="40" w:type="dxa"/>
+              <w:right w:w="40" w:type="dxa"/>
             </w:tcMar>
           </w:tcPr>
           <w:p>
             <w:pPr>
-              <w:keepLines w:val="0"/>
-              <w:spacing w:after="0" w:before="0" w:line="240" w:lineRule="auto"/>
+              <w:spacing w:after="0"/>
               <w:rPr>
                 <w:lang w:val="pt-BR"/>
               </w:rPr>
@@ -1816,11 +1526,10 @@
       <w:tblPr>
         <w:tblW w:w="5000" w:type="pct"/>
         <w:jc w:val="center"/>
-        <w:tblLayout w:type="autofit"/>
         <w:tblLook w:val="04A0" w:firstRow="1" w:lastRow="0" w:firstColumn="1" w:lastColumn="0" w:noHBand="0" w:noVBand="1"/>
       </w:tblPr>
       <w:tblGrid>
-        <w:gridCol w:w="9360"/>
+        <w:gridCol w:w="15056"/>
       </w:tblGrid>
       <w:tr>
         <w:trPr>
@@ -1832,18 +1541,15 @@
             <w:shd w:val="clear" w:color="auto" w:fill="FFF4E5"/>
             <w:tcMar>
               <w:top w:w="40" w:type="dxa"/>
-              <w:left w:w="180" w:type="dxa"/>
+              <w:left w:w="40" w:type="dxa"/>
               <w:bottom w:w="40" w:type="dxa"/>
-              <w:right w:w="180" w:type="dxa"/>
-              <w:start w:w="40" w:type="dxa"/>
-              <w:end w:w="40" w:type="dxa"/>
+              <w:right w:w="40" w:type="dxa"/>
             </w:tcMar>
             <w:vAlign w:val="center"/>
           </w:tcPr>
           <w:p>
             <w:pPr>
-              <w:keepLines w:val="0"/>
-              <w:spacing w:after="0" w:before="0" w:line="240" w:lineRule="auto"/>
+              <w:spacing w:after="0"/>
               <w:rPr>
                 <w:lang w:val="pt-BR"/>
               </w:rPr>
@@ -1860,8 +1566,7 @@
           </w:p>
           <w:p>
             <w:pPr>
-              <w:keepLines w:val="0"/>
-              <w:spacing w:after="0" w:line="240" w:lineRule="auto" w:before="0"/>
+              <w:spacing w:after="0"/>
               <w:rPr>
                 <w:lang w:val="pt-BR"/>
               </w:rPr>
@@ -1880,16 +1585,14 @@
     <w:p>
       <w:pPr>
         <w:pStyle w:val="Ttulo1"/>
-        <w:keepNext/>
         <w:keepLines w:val="0"/>
-        <w:spacing w:before="100" w:after="40" w:line="240" w:lineRule="auto"/>
+        <w:spacing w:before="100" w:after="40"/>
         <w:rPr>
           <w:lang w:val="pt-BR"/>
         </w:rPr>
       </w:pPr>
       <w:r>
         <w:rPr>
-          <w:sz w:val="26"/>
           <w:lang w:val="pt-BR"/>
         </w:rPr>
         <w:t>PASSO 3 - Escolha o canal</w:t>
@@ -1897,8 +1600,6 @@
     </w:p>
     <w:p>
       <w:pPr>
-        <w:keepLines w:val="0"/>
-        <w:spacing w:before="0" w:after="20" w:line="240" w:lineRule="auto"/>
         <w:rPr>
           <w:lang w:val="pt-BR"/>
         </w:rPr>
@@ -1907,7 +1608,6 @@
         <w:rPr>
           <w:b/>
           <w:color w:val="004384"/>
-          <w:sz w:val="17"/>
           <w:lang w:val="pt-BR"/>
         </w:rPr>
         <w:t>1. Enviar um trabalho ao professor.</w:t>
@@ -1915,8 +1615,6 @@
     </w:p>
     <w:p>
       <w:pPr>
-        <w:keepLines w:val="0"/>
-        <w:spacing w:before="0" w:after="20" w:line="240" w:lineRule="auto"/>
         <w:ind w:left="259"/>
         <w:rPr>
           <w:lang w:val="pt-BR"/>
@@ -1926,14 +1624,12 @@
         <w:rPr>
           <w:b/>
           <w:color w:val="004384"/>
-          <w:sz w:val="17"/>
           <w:lang w:val="pt-BR"/>
         </w:rPr>
         <w:t>[ ]</w:t>
       </w:r>
       <w:r>
         <w:rPr>
-          <w:sz w:val="17"/>
           <w:lang w:val="pt-BR"/>
         </w:rPr>
         <w:t>E-MAIL</w:t>
@@ -1941,8 +1637,6 @@
     </w:p>
     <w:p>
       <w:pPr>
-        <w:keepLines w:val="0"/>
-        <w:spacing w:before="0" w:after="20" w:line="240" w:lineRule="auto"/>
         <w:ind w:left="259"/>
         <w:rPr>
           <w:lang w:val="pt-BR"/>
@@ -1952,14 +1646,12 @@
         <w:rPr>
           <w:b/>
           <w:color w:val="004384"/>
-          <w:sz w:val="17"/>
           <w:lang w:val="pt-BR"/>
         </w:rPr>
         <w:t>[ ]</w:t>
       </w:r>
       <w:r>
         <w:rPr>
-          <w:sz w:val="17"/>
           <w:lang w:val="pt-BR"/>
         </w:rPr>
         <w:t>CHAT</w:t>
@@ -1967,8 +1659,6 @@
     </w:p>
     <w:p>
       <w:pPr>
-        <w:keepLines w:val="0"/>
-        <w:spacing w:after="20" w:before="0" w:line="240" w:lineRule="auto"/>
         <w:rPr>
           <w:lang w:val="pt-BR"/>
         </w:rPr>
@@ -1977,15 +1667,14 @@
         <w:rPr>
           <w:b/>
           <w:color w:val="666666"/>
-          <w:sz w:val="17"/>
-          <w:lang w:val="pt-BR"/>
-        </w:rPr>
+          <w:lang w:val="pt-BR"/>
+        </w:rPr>
+        <w:lastRenderedPageBreak/>
         <w:t>Por quê?</w:t>
       </w:r>
       <w:r>
         <w:rPr>
           <w:color w:val="A0A0A0"/>
-          <w:sz w:val="17"/>
           <w:lang w:val="pt-BR"/>
         </w:rPr>
         <w:t>________________________________________________________________</w:t>
@@ -1993,8 +1682,6 @@
     </w:p>
     <w:p>
       <w:pPr>
-        <w:keepLines w:val="0"/>
-        <w:spacing w:before="0" w:after="20" w:line="240" w:lineRule="auto"/>
         <w:rPr>
           <w:lang w:val="pt-BR"/>
         </w:rPr>
@@ -2003,7 +1690,6 @@
         <w:rPr>
           <w:b/>
           <w:color w:val="004384"/>
-          <w:sz w:val="17"/>
           <w:lang w:val="pt-BR"/>
         </w:rPr>
         <w:t>2. Pedir rapidamente o link da pasta ao colega.</w:t>
@@ -2011,8 +1697,6 @@
     </w:p>
     <w:p>
       <w:pPr>
-        <w:keepLines w:val="0"/>
-        <w:spacing w:before="0" w:after="20" w:line="240" w:lineRule="auto"/>
         <w:ind w:left="259"/>
         <w:rPr>
           <w:lang w:val="pt-BR"/>
@@ -2022,14 +1706,12 @@
         <w:rPr>
           <w:b/>
           <w:color w:val="004384"/>
-          <w:sz w:val="17"/>
           <w:lang w:val="pt-BR"/>
         </w:rPr>
         <w:t>[ ]</w:t>
       </w:r>
       <w:r>
         <w:rPr>
-          <w:sz w:val="17"/>
           <w:lang w:val="pt-BR"/>
         </w:rPr>
         <w:t>E-MAIL</w:t>
@@ -2037,8 +1719,6 @@
     </w:p>
     <w:p>
       <w:pPr>
-        <w:keepLines w:val="0"/>
-        <w:spacing w:before="0" w:after="20" w:line="240" w:lineRule="auto"/>
         <w:ind w:left="259"/>
         <w:rPr>
           <w:lang w:val="pt-BR"/>
@@ -2048,14 +1728,12 @@
         <w:rPr>
           <w:b/>
           <w:color w:val="004384"/>
-          <w:sz w:val="17"/>
           <w:lang w:val="pt-BR"/>
         </w:rPr>
         <w:t>[ ]</w:t>
       </w:r>
       <w:r>
         <w:rPr>
-          <w:sz w:val="17"/>
           <w:lang w:val="pt-BR"/>
         </w:rPr>
         <w:t>CHAT</w:t>
@@ -2063,8 +1741,6 @@
     </w:p>
     <w:p>
       <w:pPr>
-        <w:keepLines w:val="0"/>
-        <w:spacing w:after="20" w:before="0" w:line="240" w:lineRule="auto"/>
         <w:rPr>
           <w:lang w:val="pt-BR"/>
         </w:rPr>
@@ -2073,7 +1749,6 @@
         <w:rPr>
           <w:b/>
           <w:color w:val="666666"/>
-          <w:sz w:val="17"/>
           <w:lang w:val="pt-BR"/>
         </w:rPr>
         <w:t>Por quê?</w:t>
@@ -2081,7 +1756,6 @@
       <w:r>
         <w:rPr>
           <w:color w:val="A0A0A0"/>
-          <w:sz w:val="17"/>
           <w:lang w:val="pt-BR"/>
         </w:rPr>
         <w:t>________________________________________________________________</w:t>
@@ -2089,8 +1763,6 @@
     </w:p>
     <w:p>
       <w:pPr>
-        <w:keepLines w:val="0"/>
-        <w:spacing w:before="0" w:after="20" w:line="240" w:lineRule="auto"/>
         <w:rPr>
           <w:lang w:val="pt-BR"/>
         </w:rPr>
@@ -2099,7 +1771,6 @@
         <w:rPr>
           <w:b/>
           <w:color w:val="004384"/>
-          <w:sz w:val="17"/>
           <w:lang w:val="pt-BR"/>
         </w:rPr>
         <w:t>3. Confirmar oficialmente a data de uma apresentação.</w:t>
@@ -2107,8 +1778,6 @@
     </w:p>
     <w:p>
       <w:pPr>
-        <w:keepLines w:val="0"/>
-        <w:spacing w:before="0" w:after="20" w:line="240" w:lineRule="auto"/>
         <w:ind w:left="259"/>
         <w:rPr>
           <w:lang w:val="pt-BR"/>
@@ -2118,14 +1787,12 @@
         <w:rPr>
           <w:b/>
           <w:color w:val="004384"/>
-          <w:sz w:val="17"/>
           <w:lang w:val="pt-BR"/>
         </w:rPr>
         <w:t>[ ]</w:t>
       </w:r>
       <w:r>
         <w:rPr>
-          <w:sz w:val="17"/>
           <w:lang w:val="pt-BR"/>
         </w:rPr>
         <w:t>E-MAIL</w:t>
@@ -2133,8 +1800,6 @@
     </w:p>
     <w:p>
       <w:pPr>
-        <w:keepLines w:val="0"/>
-        <w:spacing w:before="0" w:after="20" w:line="240" w:lineRule="auto"/>
         <w:ind w:left="259"/>
         <w:rPr>
           <w:lang w:val="pt-BR"/>
@@ -2144,14 +1809,12 @@
         <w:rPr>
           <w:b/>
           <w:color w:val="004384"/>
-          <w:sz w:val="17"/>
           <w:lang w:val="pt-BR"/>
         </w:rPr>
         <w:t>[ ]</w:t>
       </w:r>
       <w:r>
         <w:rPr>
-          <w:sz w:val="17"/>
           <w:lang w:val="pt-BR"/>
         </w:rPr>
         <w:t>CHAT</w:t>
@@ -2159,8 +1822,6 @@
     </w:p>
     <w:p>
       <w:pPr>
-        <w:keepLines w:val="0"/>
-        <w:spacing w:after="20" w:before="0" w:line="240" w:lineRule="auto"/>
         <w:rPr>
           <w:lang w:val="pt-BR"/>
         </w:rPr>
@@ -2169,7 +1830,6 @@
         <w:rPr>
           <w:b/>
           <w:color w:val="666666"/>
-          <w:sz w:val="17"/>
           <w:lang w:val="pt-BR"/>
         </w:rPr>
         <w:t>Por quê?</w:t>
@@ -2177,7 +1837,6 @@
       <w:r>
         <w:rPr>
           <w:color w:val="A0A0A0"/>
-          <w:sz w:val="17"/>
           <w:lang w:val="pt-BR"/>
         </w:rPr>
         <w:t>________________________________________________________________</w:t>
@@ -2185,8 +1844,6 @@
     </w:p>
     <w:p>
       <w:pPr>
-        <w:keepLines w:val="0"/>
-        <w:spacing w:before="0" w:after="20" w:line="240" w:lineRule="auto"/>
         <w:rPr>
           <w:lang w:val="pt-BR"/>
         </w:rPr>
@@ -2195,7 +1852,6 @@
         <w:rPr>
           <w:b/>
           <w:color w:val="004384"/>
-          <w:sz w:val="17"/>
           <w:lang w:val="pt-BR"/>
         </w:rPr>
         <w:t>4. Avisar ao grupo que você terminou uma tarefa.</w:t>
@@ -2203,8 +1859,6 @@
     </w:p>
     <w:p>
       <w:pPr>
-        <w:keepLines w:val="0"/>
-        <w:spacing w:before="0" w:after="20" w:line="240" w:lineRule="auto"/>
         <w:ind w:left="259"/>
         <w:rPr>
           <w:lang w:val="pt-BR"/>
@@ -2214,14 +1868,12 @@
         <w:rPr>
           <w:b/>
           <w:color w:val="004384"/>
-          <w:sz w:val="17"/>
           <w:lang w:val="pt-BR"/>
         </w:rPr>
         <w:t>[ ]</w:t>
       </w:r>
       <w:r>
         <w:rPr>
-          <w:sz w:val="17"/>
           <w:lang w:val="pt-BR"/>
         </w:rPr>
         <w:t>E-MAIL</w:t>
@@ -2229,8 +1881,6 @@
     </w:p>
     <w:p>
       <w:pPr>
-        <w:keepLines w:val="0"/>
-        <w:spacing w:before="0" w:after="20" w:line="240" w:lineRule="auto"/>
         <w:ind w:left="259"/>
         <w:rPr>
           <w:lang w:val="pt-BR"/>
@@ -2240,14 +1890,12 @@
         <w:rPr>
           <w:b/>
           <w:color w:val="004384"/>
-          <w:sz w:val="17"/>
           <w:lang w:val="pt-BR"/>
         </w:rPr>
         <w:t>[ ]</w:t>
       </w:r>
       <w:r>
         <w:rPr>
-          <w:sz w:val="17"/>
           <w:lang w:val="pt-BR"/>
         </w:rPr>
         <w:t>CHAT</w:t>
@@ -2255,14 +1903,14 @@
     </w:p>
     <w:p>
       <w:pPr>
-        <w:keepLines w:val="0"/>
-        <w:spacing w:after="20" w:before="0" w:line="240" w:lineRule="auto"/>
+        <w:rPr>
+          <w:lang w:val="pt-BR"/>
+        </w:rPr>
       </w:pPr>
       <w:r>
         <w:rPr>
           <w:b/>
           <w:color w:val="666666"/>
-          <w:sz w:val="17"/>
           <w:lang w:val="pt-BR"/>
         </w:rPr>
         <w:t>Por quê?</w:t>
@@ -2270,7 +1918,7 @@
       <w:r>
         <w:rPr>
           <w:color w:val="A0A0A0"/>
-          <w:sz w:val="17"/>
+          <w:lang w:val="pt-BR"/>
         </w:rPr>
         <w:t>________________________________________________________________</w:t>
       </w:r>
@@ -2278,35 +1926,22 @@
     <w:p>
       <w:pPr>
         <w:pStyle w:val="Ttulo1"/>
-        <w:keepNext/>
         <w:keepLines w:val="0"/>
-        <w:spacing w:before="100" w:after="40" w:line="240" w:lineRule="auto"/>
+        <w:spacing w:before="100" w:after="40"/>
       </w:pPr>
       <w:r>
-        <w:rPr>
-          <w:sz w:val="26"/>
-        </w:rPr>
-        <w:t>PASSO 4 - Monte</w:t>
+        <w:t xml:space="preserve">PASSO 4 - </w:t>
       </w:r>
       <w:proofErr w:type="spellStart"/>
       <w:r>
-        <w:rPr>
-          <w:sz w:val="26"/>
-        </w:rPr>
-        <w:t>uma</w:t>
+        <w:t>Monteuma</w:t>
       </w:r>
       <w:proofErr w:type="spellEnd"/>
       <w:r>
-        <w:rPr>
-          <w:sz w:val="26"/>
-        </w:rPr>
         <w:t xml:space="preserve"> </w:t>
       </w:r>
       <w:proofErr w:type="spellStart"/>
       <w:r>
-        <w:rPr>
-          <w:sz w:val="26"/>
-        </w:rPr>
         <w:t>mensagem</w:t>
       </w:r>
       <w:proofErr w:type="spellEnd"/>
@@ -2315,11 +1950,10 @@
       <w:tblPr>
         <w:tblW w:w="5000" w:type="pct"/>
         <w:jc w:val="center"/>
-        <w:tblLayout w:type="autofit"/>
         <w:tblLook w:val="04A0" w:firstRow="1" w:lastRow="0" w:firstColumn="1" w:lastColumn="0" w:noHBand="0" w:noVBand="1"/>
       </w:tblPr>
       <w:tblGrid>
-        <w:gridCol w:w="9360"/>
+        <w:gridCol w:w="15056"/>
       </w:tblGrid>
       <w:tr>
         <w:trPr>
@@ -2331,18 +1965,15 @@
             <w:shd w:val="clear" w:color="auto" w:fill="E8F0FE"/>
             <w:tcMar>
               <w:top w:w="40" w:type="dxa"/>
-              <w:left w:w="180" w:type="dxa"/>
+              <w:left w:w="40" w:type="dxa"/>
               <w:bottom w:w="40" w:type="dxa"/>
-              <w:right w:w="180" w:type="dxa"/>
-              <w:start w:w="40" w:type="dxa"/>
-              <w:end w:w="40" w:type="dxa"/>
+              <w:right w:w="40" w:type="dxa"/>
             </w:tcMar>
             <w:vAlign w:val="center"/>
           </w:tcPr>
           <w:p>
             <w:pPr>
-              <w:keepLines w:val="0"/>
-              <w:spacing w:after="0" w:before="0" w:line="240" w:lineRule="auto"/>
+              <w:spacing w:after="0"/>
               <w:rPr>
                 <w:lang w:val="pt-BR"/>
               </w:rPr>
@@ -2359,8 +1990,7 @@
           </w:p>
           <w:p>
             <w:pPr>
-              <w:keepLines w:val="0"/>
-              <w:spacing w:after="0" w:line="240" w:lineRule="auto" w:before="0"/>
+              <w:spacing w:after="0"/>
               <w:rPr>
                 <w:lang w:val="pt-BR"/>
               </w:rPr>
@@ -2379,16 +2009,13 @@
     <w:p>
       <w:pPr>
         <w:pStyle w:val="Ttulo2"/>
-        <w:keepNext/>
         <w:keepLines w:val="0"/>
-        <w:spacing w:before="60" w:after="20" w:line="240" w:lineRule="auto"/>
         <w:rPr>
           <w:lang w:val="pt-BR"/>
         </w:rPr>
       </w:pPr>
       <w:r>
         <w:rPr>
-          <w:sz w:val="21"/>
           <w:lang w:val="pt-BR"/>
         </w:rPr>
         <w:t>Uma mensagem clara tem quatro partes</w:t>
@@ -2399,12 +2026,11 @@
         <w:tblStyle w:val="Tabelacomgrade"/>
         <w:tblW w:w="5000" w:type="pct"/>
         <w:jc w:val="center"/>
-        <w:tblLayout w:type="autofit"/>
         <w:tblLook w:val="04A0" w:firstRow="1" w:lastRow="0" w:firstColumn="1" w:lastColumn="0" w:noHBand="0" w:noVBand="1"/>
       </w:tblPr>
       <w:tblGrid>
-        <w:gridCol w:w="2592"/>
-        <w:gridCol w:w="6768"/>
+        <w:gridCol w:w="4169"/>
+        <w:gridCol w:w="10887"/>
       </w:tblGrid>
       <w:tr>
         <w:trPr>
@@ -2417,17 +2043,14 @@
             <w:shd w:val="clear" w:color="auto" w:fill="004384"/>
             <w:tcMar>
               <w:top w:w="40" w:type="dxa"/>
-              <w:left w:w="120" w:type="dxa"/>
+              <w:left w:w="40" w:type="dxa"/>
               <w:bottom w:w="40" w:type="dxa"/>
-              <w:right w:w="120" w:type="dxa"/>
-              <w:start w:w="40" w:type="dxa"/>
-              <w:end w:w="40" w:type="dxa"/>
+              <w:right w:w="40" w:type="dxa"/>
             </w:tcMar>
           </w:tcPr>
           <w:p>
             <w:pPr>
-              <w:keepLines w:val="0"/>
-              <w:spacing w:before="0" w:after="0" w:line="240" w:lineRule="auto"/>
+              <w:spacing w:after="0"/>
             </w:pPr>
             <w:proofErr w:type="spellStart"/>
             <w:r>
@@ -2447,17 +2070,14 @@
             <w:shd w:val="clear" w:color="auto" w:fill="004384"/>
             <w:tcMar>
               <w:top w:w="40" w:type="dxa"/>
-              <w:left w:w="120" w:type="dxa"/>
+              <w:left w:w="40" w:type="dxa"/>
               <w:bottom w:w="40" w:type="dxa"/>
-              <w:right w:w="120" w:type="dxa"/>
-              <w:start w:w="40" w:type="dxa"/>
-              <w:end w:w="40" w:type="dxa"/>
+              <w:right w:w="40" w:type="dxa"/>
             </w:tcMar>
           </w:tcPr>
           <w:p>
             <w:pPr>
-              <w:keepLines w:val="0"/>
-              <w:spacing w:before="0" w:after="0" w:line="240" w:lineRule="auto"/>
+              <w:spacing w:after="0"/>
             </w:pPr>
             <w:r>
               <w:rPr>
@@ -2489,32 +2109,21 @@
             <w:tcW w:w="2592" w:type="dxa"/>
             <w:tcMar>
               <w:top w:w="40" w:type="dxa"/>
-              <w:left w:w="120" w:type="dxa"/>
+              <w:left w:w="40" w:type="dxa"/>
               <w:bottom w:w="40" w:type="dxa"/>
-              <w:right w:w="120" w:type="dxa"/>
-              <w:start w:w="40" w:type="dxa"/>
-              <w:end w:w="40" w:type="dxa"/>
+              <w:right w:w="40" w:type="dxa"/>
             </w:tcMar>
           </w:tcPr>
           <w:p>
             <w:pPr>
-              <w:keepLines w:val="0"/>
-              <w:spacing w:after="0" w:before="0" w:line="240" w:lineRule="auto"/>
+              <w:spacing w:after="0"/>
             </w:pPr>
             <w:r>
               <w:rPr>
                 <w:sz w:val="16"/>
               </w:rPr>
-              <w:t>1.</w:t>
+              <w:t>1.Cumprimento</w:t>
             </w:r>
-            <w:proofErr w:type="spellStart"/>
-            <w:r>
-              <w:rPr>
-                <w:sz w:val="16"/>
-              </w:rPr>
-              <w:t>Cumprimento</w:t>
-            </w:r>
-            <w:proofErr w:type="spellEnd"/>
           </w:p>
         </w:tc>
         <w:tc>
@@ -2522,17 +2131,14 @@
             <w:tcW w:w="6768" w:type="dxa"/>
             <w:tcMar>
               <w:top w:w="40" w:type="dxa"/>
-              <w:left w:w="120" w:type="dxa"/>
+              <w:left w:w="40" w:type="dxa"/>
               <w:bottom w:w="40" w:type="dxa"/>
-              <w:right w:w="120" w:type="dxa"/>
-              <w:start w:w="40" w:type="dxa"/>
-              <w:end w:w="40" w:type="dxa"/>
+              <w:right w:w="40" w:type="dxa"/>
             </w:tcMar>
           </w:tcPr>
           <w:p>
             <w:pPr>
-              <w:keepLines w:val="0"/>
-              <w:spacing w:after="0" w:before="0" w:line="240" w:lineRule="auto"/>
+              <w:spacing w:after="0"/>
             </w:pPr>
             <w:r>
               <w:rPr>
@@ -2552,32 +2158,21 @@
             <w:tcW w:w="2592" w:type="dxa"/>
             <w:tcMar>
               <w:top w:w="40" w:type="dxa"/>
-              <w:left w:w="120" w:type="dxa"/>
+              <w:left w:w="40" w:type="dxa"/>
               <w:bottom w:w="40" w:type="dxa"/>
-              <w:right w:w="120" w:type="dxa"/>
-              <w:start w:w="40" w:type="dxa"/>
-              <w:end w:w="40" w:type="dxa"/>
+              <w:right w:w="40" w:type="dxa"/>
             </w:tcMar>
           </w:tcPr>
           <w:p>
             <w:pPr>
-              <w:keepLines w:val="0"/>
-              <w:spacing w:after="0" w:before="0" w:line="240" w:lineRule="auto"/>
+              <w:spacing w:after="0"/>
             </w:pPr>
             <w:r>
               <w:rPr>
                 <w:sz w:val="16"/>
               </w:rPr>
-              <w:t>2.</w:t>
+              <w:t>2.Contexto</w:t>
             </w:r>
-            <w:proofErr w:type="spellStart"/>
-            <w:r>
-              <w:rPr>
-                <w:sz w:val="16"/>
-              </w:rPr>
-              <w:t>Contexto</w:t>
-            </w:r>
-            <w:proofErr w:type="spellEnd"/>
           </w:p>
         </w:tc>
         <w:tc>
@@ -2585,17 +2180,14 @@
             <w:tcW w:w="6768" w:type="dxa"/>
             <w:tcMar>
               <w:top w:w="40" w:type="dxa"/>
-              <w:left w:w="120" w:type="dxa"/>
+              <w:left w:w="40" w:type="dxa"/>
               <w:bottom w:w="40" w:type="dxa"/>
-              <w:right w:w="120" w:type="dxa"/>
-              <w:start w:w="40" w:type="dxa"/>
-              <w:end w:w="40" w:type="dxa"/>
+              <w:right w:w="40" w:type="dxa"/>
             </w:tcMar>
           </w:tcPr>
           <w:p>
             <w:pPr>
-              <w:keepLines w:val="0"/>
-              <w:spacing w:after="0" w:before="0" w:line="240" w:lineRule="auto"/>
+              <w:spacing w:after="0"/>
               <w:rPr>
                 <w:lang w:val="pt-BR"/>
               </w:rPr>
@@ -2619,32 +2211,21 @@
             <w:tcW w:w="2592" w:type="dxa"/>
             <w:tcMar>
               <w:top w:w="40" w:type="dxa"/>
-              <w:left w:w="120" w:type="dxa"/>
+              <w:left w:w="40" w:type="dxa"/>
               <w:bottom w:w="40" w:type="dxa"/>
-              <w:right w:w="120" w:type="dxa"/>
-              <w:start w:w="40" w:type="dxa"/>
-              <w:end w:w="40" w:type="dxa"/>
+              <w:right w:w="40" w:type="dxa"/>
             </w:tcMar>
           </w:tcPr>
           <w:p>
             <w:pPr>
-              <w:keepLines w:val="0"/>
-              <w:spacing w:after="0" w:before="0" w:line="240" w:lineRule="auto"/>
+              <w:spacing w:after="0"/>
             </w:pPr>
             <w:r>
               <w:rPr>
                 <w:sz w:val="16"/>
               </w:rPr>
-              <w:t>3.</w:t>
+              <w:t>3.Pedido</w:t>
             </w:r>
-            <w:proofErr w:type="spellStart"/>
-            <w:r>
-              <w:rPr>
-                <w:sz w:val="16"/>
-              </w:rPr>
-              <w:t>Pedido</w:t>
-            </w:r>
-            <w:proofErr w:type="spellEnd"/>
           </w:p>
         </w:tc>
         <w:tc>
@@ -2652,17 +2233,14 @@
             <w:tcW w:w="6768" w:type="dxa"/>
             <w:tcMar>
               <w:top w:w="40" w:type="dxa"/>
-              <w:left w:w="120" w:type="dxa"/>
+              <w:left w:w="40" w:type="dxa"/>
               <w:bottom w:w="40" w:type="dxa"/>
-              <w:right w:w="120" w:type="dxa"/>
-              <w:start w:w="40" w:type="dxa"/>
-              <w:end w:w="40" w:type="dxa"/>
+              <w:right w:w="40" w:type="dxa"/>
             </w:tcMar>
           </w:tcPr>
           <w:p>
             <w:pPr>
-              <w:keepLines w:val="0"/>
-              <w:spacing w:after="0" w:before="0" w:line="240" w:lineRule="auto"/>
+              <w:spacing w:after="0"/>
               <w:rPr>
                 <w:lang w:val="pt-BR"/>
               </w:rPr>
@@ -2686,46 +2264,21 @@
             <w:tcW w:w="2592" w:type="dxa"/>
             <w:tcMar>
               <w:top w:w="40" w:type="dxa"/>
-              <w:left w:w="120" w:type="dxa"/>
+              <w:left w:w="40" w:type="dxa"/>
               <w:bottom w:w="40" w:type="dxa"/>
-              <w:right w:w="120" w:type="dxa"/>
-              <w:start w:w="40" w:type="dxa"/>
-              <w:end w:w="40" w:type="dxa"/>
+              <w:right w:w="40" w:type="dxa"/>
             </w:tcMar>
           </w:tcPr>
           <w:p>
             <w:pPr>
-              <w:keepLines w:val="0"/>
-              <w:spacing w:after="0" w:before="0" w:line="240" w:lineRule="auto"/>
+              <w:spacing w:after="0"/>
             </w:pPr>
             <w:r>
               <w:rPr>
                 <w:sz w:val="16"/>
               </w:rPr>
-              <w:t>4.</w:t>
+              <w:t>4.Prazoeagradecimento</w:t>
             </w:r>
-            <w:proofErr w:type="spellStart"/>
-            <w:r>
-              <w:rPr>
-                <w:sz w:val="16"/>
-              </w:rPr>
-              <w:t>Prazo</w:t>
-            </w:r>
-            <w:proofErr w:type="spellEnd"/>
-            <w:r>
-              <w:rPr>
-                <w:sz w:val="16"/>
-              </w:rPr>
-              <w:t>e</w:t>
-            </w:r>
-            <w:proofErr w:type="spellStart"/>
-            <w:r>
-              <w:rPr>
-                <w:sz w:val="16"/>
-              </w:rPr>
-              <w:t>agradecimento</w:t>
-            </w:r>
-            <w:proofErr w:type="spellEnd"/>
           </w:p>
         </w:tc>
         <w:tc>
@@ -2733,17 +2286,17 @@
             <w:tcW w:w="6768" w:type="dxa"/>
             <w:tcMar>
               <w:top w:w="40" w:type="dxa"/>
-              <w:left w:w="120" w:type="dxa"/>
+              <w:left w:w="40" w:type="dxa"/>
               <w:bottom w:w="40" w:type="dxa"/>
-              <w:right w:w="120" w:type="dxa"/>
-              <w:start w:w="40" w:type="dxa"/>
-              <w:end w:w="40" w:type="dxa"/>
+              <w:right w:w="40" w:type="dxa"/>
             </w:tcMar>
           </w:tcPr>
           <w:p>
             <w:pPr>
-              <w:keepLines w:val="0"/>
-              <w:spacing w:after="0" w:before="0" w:line="240" w:lineRule="auto"/>
+              <w:spacing w:after="0"/>
+              <w:rPr>
+                <w:lang w:val="pt-BR"/>
+              </w:rPr>
             </w:pPr>
             <w:r>
               <w:rPr>
@@ -2752,19 +2305,12 @@
               </w:rPr>
               <w:t>Preciso dele até as 14h.</w:t>
             </w:r>
-            <w:proofErr w:type="spellStart"/>
             <w:r>
               <w:rPr>
                 <w:sz w:val="16"/>
+                <w:lang w:val="pt-BR"/>
               </w:rPr>
-              <w:t>Obrigado</w:t>
-            </w:r>
-            <w:proofErr w:type="spellEnd"/>
-            <w:r>
-              <w:rPr>
-                <w:sz w:val="16"/>
-              </w:rPr>
-              <w:t>!</w:t>
+              <w:t>Obrigado!</w:t>
             </w:r>
           </w:p>
         </w:tc>
@@ -2773,16 +2319,13 @@
     <w:p>
       <w:pPr>
         <w:pStyle w:val="Ttulo2"/>
-        <w:keepNext/>
         <w:keepLines w:val="0"/>
-        <w:spacing w:before="60" w:after="20" w:line="240" w:lineRule="auto"/>
         <w:rPr>
           <w:lang w:val="pt-BR"/>
         </w:rPr>
       </w:pPr>
       <w:r>
         <w:rPr>
-          <w:sz w:val="21"/>
           <w:lang w:val="pt-BR"/>
         </w:rPr>
         <w:t>Escolha uma frase em cada parte</w:t>
@@ -2790,15 +2333,12 @@
     </w:p>
     <w:p>
       <w:pPr>
-        <w:keepLines w:val="0"/>
-        <w:spacing w:before="0" w:after="20" w:line="240" w:lineRule="auto"/>
         <w:rPr>
           <w:lang w:val="pt-BR"/>
         </w:rPr>
       </w:pPr>
       <w:r>
         <w:rPr>
-          <w:sz w:val="17"/>
           <w:lang w:val="pt-BR"/>
         </w:rPr>
         <w:t>1. Cumprimento</w:t>
@@ -2806,8 +2346,6 @@
     </w:p>
     <w:p>
       <w:pPr>
-        <w:keepLines w:val="0"/>
-        <w:spacing w:before="0" w:after="20" w:line="240" w:lineRule="auto"/>
         <w:ind w:left="259"/>
         <w:rPr>
           <w:lang w:val="pt-BR"/>
@@ -2817,14 +2355,12 @@
         <w:rPr>
           <w:b/>
           <w:color w:val="004384"/>
-          <w:sz w:val="17"/>
           <w:lang w:val="pt-BR"/>
         </w:rPr>
         <w:t>[ ]</w:t>
       </w:r>
       <w:r>
         <w:rPr>
-          <w:sz w:val="17"/>
           <w:lang w:val="pt-BR"/>
         </w:rPr>
         <w:t>Olá, Ana.</w:t>
@@ -2832,8 +2368,6 @@
     </w:p>
     <w:p>
       <w:pPr>
-        <w:keepLines w:val="0"/>
-        <w:spacing w:before="0" w:after="20" w:line="240" w:lineRule="auto"/>
         <w:ind w:left="259"/>
         <w:rPr>
           <w:lang w:val="pt-BR"/>
@@ -2843,14 +2377,12 @@
         <w:rPr>
           <w:b/>
           <w:color w:val="004384"/>
-          <w:sz w:val="17"/>
           <w:lang w:val="pt-BR"/>
         </w:rPr>
         <w:t>[ ]</w:t>
       </w:r>
       <w:r>
         <w:rPr>
-          <w:sz w:val="17"/>
           <w:lang w:val="pt-BR"/>
         </w:rPr>
         <w:t>Bom dia, Ana.</w:t>
@@ -2858,15 +2390,12 @@
     </w:p>
     <w:p>
       <w:pPr>
-        <w:keepLines w:val="0"/>
-        <w:spacing w:before="0" w:after="20" w:line="240" w:lineRule="auto"/>
         <w:rPr>
           <w:lang w:val="pt-BR"/>
         </w:rPr>
       </w:pPr>
       <w:r>
         <w:rPr>
-          <w:sz w:val="17"/>
           <w:lang w:val="pt-BR"/>
         </w:rPr>
         <w:t>2. Contexto</w:t>
@@ -2874,8 +2403,6 @@
     </w:p>
     <w:p>
       <w:pPr>
-        <w:keepLines w:val="0"/>
-        <w:spacing w:before="0" w:after="20" w:line="240" w:lineRule="auto"/>
         <w:ind w:left="259"/>
         <w:rPr>
           <w:lang w:val="pt-BR"/>
@@ -2885,14 +2412,12 @@
         <w:rPr>
           <w:b/>
           <w:color w:val="004384"/>
-          <w:sz w:val="17"/>
           <w:lang w:val="pt-BR"/>
         </w:rPr>
         <w:t>[ ]</w:t>
       </w:r>
       <w:r>
         <w:rPr>
-          <w:sz w:val="17"/>
           <w:lang w:val="pt-BR"/>
         </w:rPr>
         <w:t>Estou fazendo a atividade de ferramentas digitais.</w:t>
@@ -2900,8 +2425,6 @@
     </w:p>
     <w:p>
       <w:pPr>
-        <w:keepLines w:val="0"/>
-        <w:spacing w:before="0" w:after="20" w:line="240" w:lineRule="auto"/>
         <w:ind w:left="259"/>
         <w:rPr>
           <w:lang w:val="pt-BR"/>
@@ -2911,14 +2434,12 @@
         <w:rPr>
           <w:b/>
           <w:color w:val="004384"/>
-          <w:sz w:val="17"/>
           <w:lang w:val="pt-BR"/>
         </w:rPr>
         <w:t>[ ]</w:t>
       </w:r>
       <w:r>
         <w:rPr>
-          <w:sz w:val="17"/>
           <w:lang w:val="pt-BR"/>
         </w:rPr>
         <w:t>Estou organizando os arquivos do nosso grupo.</w:t>
@@ -2926,15 +2447,12 @@
     </w:p>
     <w:p>
       <w:pPr>
-        <w:keepLines w:val="0"/>
-        <w:spacing w:before="0" w:after="20" w:line="240" w:lineRule="auto"/>
         <w:rPr>
           <w:lang w:val="pt-BR"/>
         </w:rPr>
       </w:pPr>
       <w:r>
         <w:rPr>
-          <w:sz w:val="17"/>
           <w:lang w:val="pt-BR"/>
         </w:rPr>
         <w:t>3. Pedido</w:t>
@@ -2942,8 +2460,6 @@
     </w:p>
     <w:p>
       <w:pPr>
-        <w:keepLines w:val="0"/>
-        <w:spacing w:before="0" w:after="20" w:line="240" w:lineRule="auto"/>
         <w:ind w:left="259"/>
         <w:rPr>
           <w:lang w:val="pt-BR"/>
@@ -2953,14 +2469,12 @@
         <w:rPr>
           <w:b/>
           <w:color w:val="004384"/>
-          <w:sz w:val="17"/>
           <w:lang w:val="pt-BR"/>
         </w:rPr>
         <w:t>[ ]</w:t>
       </w:r>
       <w:r>
         <w:rPr>
-          <w:sz w:val="17"/>
           <w:lang w:val="pt-BR"/>
         </w:rPr>
         <w:t>Você pode me enviar o link da pasta?</w:t>
@@ -2968,8 +2482,6 @@
     </w:p>
     <w:p>
       <w:pPr>
-        <w:keepLines w:val="0"/>
-        <w:spacing w:before="0" w:after="20" w:line="240" w:lineRule="auto"/>
         <w:ind w:left="259"/>
         <w:rPr>
           <w:lang w:val="pt-BR"/>
@@ -2979,14 +2491,12 @@
         <w:rPr>
           <w:b/>
           <w:color w:val="004384"/>
-          <w:sz w:val="17"/>
           <w:lang w:val="pt-BR"/>
         </w:rPr>
         <w:t>[ ]</w:t>
       </w:r>
       <w:r>
         <w:rPr>
-          <w:sz w:val="17"/>
           <w:lang w:val="pt-BR"/>
         </w:rPr>
         <w:t>Poderia compartilhar o link comigo?</w:t>
@@ -2994,15 +2504,12 @@
     </w:p>
     <w:p>
       <w:pPr>
-        <w:keepLines w:val="0"/>
-        <w:spacing w:before="0" w:after="20" w:line="240" w:lineRule="auto"/>
         <w:rPr>
           <w:lang w:val="pt-BR"/>
         </w:rPr>
       </w:pPr>
       <w:r>
         <w:rPr>
-          <w:sz w:val="17"/>
           <w:lang w:val="pt-BR"/>
         </w:rPr>
         <w:t>4. Prazo e agradecimento</w:t>
@@ -3010,8 +2517,6 @@
     </w:p>
     <w:p>
       <w:pPr>
-        <w:keepLines w:val="0"/>
-        <w:spacing w:before="0" w:after="20" w:line="240" w:lineRule="auto"/>
         <w:ind w:left="259"/>
         <w:rPr>
           <w:lang w:val="pt-BR"/>
@@ -3021,14 +2526,12 @@
         <w:rPr>
           <w:b/>
           <w:color w:val="004384"/>
-          <w:sz w:val="17"/>
           <w:lang w:val="pt-BR"/>
         </w:rPr>
         <w:t>[ ]</w:t>
       </w:r>
       <w:r>
         <w:rPr>
-          <w:sz w:val="17"/>
           <w:lang w:val="pt-BR"/>
         </w:rPr>
         <w:t>Preciso dele até as 14h. Obrigado!</w:t>
@@ -3036,8 +2539,6 @@
     </w:p>
     <w:p>
       <w:pPr>
-        <w:keepLines w:val="0"/>
-        <w:spacing w:before="0" w:after="20" w:line="240" w:lineRule="auto"/>
         <w:ind w:left="259"/>
         <w:rPr>
           <w:lang w:val="pt-BR"/>
@@ -3047,14 +2548,12 @@
         <w:rPr>
           <w:b/>
           <w:color w:val="004384"/>
-          <w:sz w:val="17"/>
           <w:lang w:val="pt-BR"/>
         </w:rPr>
         <w:t>[ ]</w:t>
       </w:r>
       <w:r>
         <w:rPr>
-          <w:sz w:val="17"/>
           <w:lang w:val="pt-BR"/>
         </w:rPr>
         <w:t>Quando puder, envie até as 14h. Obrigado pela ajuda!</w:t>
@@ -3063,16 +2562,13 @@
     <w:p>
       <w:pPr>
         <w:pStyle w:val="Ttulo2"/>
-        <w:keepNext/>
         <w:keepLines w:val="0"/>
-        <w:spacing w:before="60" w:after="20" w:line="240" w:lineRule="auto"/>
         <w:rPr>
           <w:lang w:val="pt-BR"/>
         </w:rPr>
       </w:pPr>
       <w:r>
         <w:rPr>
-          <w:sz w:val="21"/>
           <w:lang w:val="pt-BR"/>
         </w:rPr>
         <w:t>Copie as quatro frases escolhidas</w:t>
@@ -3080,8 +2576,6 @@
     </w:p>
     <w:p>
       <w:pPr>
-        <w:keepLines w:val="0"/>
-        <w:spacing w:after="20" w:before="0" w:line="240" w:lineRule="auto"/>
         <w:rPr>
           <w:lang w:val="pt-BR"/>
         </w:rPr>
@@ -3089,86 +2583,55 @@
       <w:r>
         <w:rPr>
           <w:color w:val="A0A0A0"/>
-          <w:sz w:val="17"/>
           <w:lang w:val="pt-BR"/>
         </w:rPr>
         <w:t>________________________________________________________________</w:t>
       </w:r>
     </w:p>
     <w:p>
-      <w:pPr>
-        <w:keepLines w:val="0"/>
-        <w:spacing w:after="20" w:before="0" w:line="240" w:lineRule="auto"/>
-      </w:pPr>
       <w:r>
         <w:rPr>
           <w:color w:val="A0A0A0"/>
-          <w:sz w:val="17"/>
         </w:rPr>
         <w:t>________________________________________________________________</w:t>
       </w:r>
     </w:p>
     <w:p>
-      <w:pPr>
-        <w:keepLines w:val="0"/>
-        <w:spacing w:after="20" w:before="0" w:line="240" w:lineRule="auto"/>
-      </w:pPr>
       <w:r>
         <w:rPr>
           <w:color w:val="A0A0A0"/>
-          <w:sz w:val="17"/>
         </w:rPr>
         <w:t>________________________________________________________________</w:t>
       </w:r>
     </w:p>
     <w:p>
-      <w:pPr>
-        <w:keepLines w:val="0"/>
-        <w:spacing w:after="20" w:before="0" w:line="240" w:lineRule="auto"/>
-      </w:pPr>
       <w:r>
         <w:rPr>
           <w:color w:val="A0A0A0"/>
-          <w:sz w:val="17"/>
         </w:rPr>
         <w:t>________________________________________________________________</w:t>
       </w:r>
     </w:p>
     <w:p>
-      <w:pPr>
-        <w:keepLines w:val="0"/>
-        <w:spacing w:after="20" w:before="0" w:line="240" w:lineRule="auto"/>
-      </w:pPr>
       <w:r>
         <w:rPr>
           <w:color w:val="A0A0A0"/>
-          <w:sz w:val="17"/>
         </w:rPr>
         <w:t>________________________________________________________________</w:t>
       </w:r>
     </w:p>
     <w:p>
-      <w:pPr>
-        <w:keepLines w:val="0"/>
-        <w:spacing w:after="20" w:before="0" w:line="240" w:lineRule="auto"/>
-      </w:pPr>
       <w:r>
         <w:rPr>
           <w:color w:val="A0A0A0"/>
-          <w:sz w:val="17"/>
         </w:rPr>
         <w:t>________________________________________________________________</w:t>
       </w:r>
     </w:p>
     <w:p>
-      <w:pPr>
-        <w:keepLines w:val="0"/>
-        <w:spacing w:after="20" w:before="0" w:line="240" w:lineRule="auto"/>
-      </w:pPr>
       <w:r>
         <w:rPr>
           <w:color w:val="A0A0A0"/>
-          <w:sz w:val="17"/>
         </w:rPr>
         <w:t>________________________________________________________________</w:t>
       </w:r>
@@ -3176,22 +2639,14 @@
     <w:p>
       <w:pPr>
         <w:pStyle w:val="Ttulo2"/>
-        <w:keepNext/>
         <w:keepLines w:val="0"/>
-        <w:spacing w:before="60" w:after="20" w:line="240" w:lineRule="auto"/>
       </w:pPr>
       <w:r>
-        <w:rPr>
-          <w:sz w:val="21"/>
-        </w:rPr>
-        <w:t>Banco de</w:t>
+        <w:t xml:space="preserve">Banco </w:t>
       </w:r>
       <w:proofErr w:type="spellStart"/>
       <w:r>
-        <w:rPr>
-          <w:sz w:val="21"/>
-        </w:rPr>
-        <w:t>palavras</w:t>
+        <w:t>depalavras</w:t>
       </w:r>
       <w:proofErr w:type="spellEnd"/>
     </w:p>
@@ -3199,11 +2654,10 @@
       <w:tblPr>
         <w:tblW w:w="5000" w:type="pct"/>
         <w:jc w:val="center"/>
-        <w:tblLayout w:type="autofit"/>
         <w:tblLook w:val="04A0" w:firstRow="1" w:lastRow="0" w:firstColumn="1" w:lastColumn="0" w:noHBand="0" w:noVBand="1"/>
       </w:tblPr>
       <w:tblGrid>
-        <w:gridCol w:w="9360"/>
+        <w:gridCol w:w="15056"/>
       </w:tblGrid>
       <w:tr>
         <w:trPr>
@@ -3215,18 +2669,15 @@
             <w:shd w:val="clear" w:color="auto" w:fill="F3F5F7"/>
             <w:tcMar>
               <w:top w:w="40" w:type="dxa"/>
-              <w:left w:w="180" w:type="dxa"/>
+              <w:left w:w="40" w:type="dxa"/>
               <w:bottom w:w="40" w:type="dxa"/>
-              <w:right w:w="180" w:type="dxa"/>
-              <w:start w:w="40" w:type="dxa"/>
-              <w:end w:w="40" w:type="dxa"/>
+              <w:right w:w="40" w:type="dxa"/>
             </w:tcMar>
             <w:vAlign w:val="center"/>
           </w:tcPr>
           <w:p>
             <w:pPr>
-              <w:keepLines w:val="0"/>
-              <w:spacing w:after="0" w:before="0" w:line="240" w:lineRule="auto"/>
+              <w:spacing w:after="0"/>
               <w:rPr>
                 <w:lang w:val="pt-BR"/>
               </w:rPr>
@@ -3243,8 +2694,7 @@
           </w:p>
           <w:p>
             <w:pPr>
-              <w:keepLines w:val="0"/>
-              <w:spacing w:after="0" w:line="240" w:lineRule="auto" w:before="0"/>
+              <w:spacing w:after="0"/>
               <w:rPr>
                 <w:lang w:val="pt-BR"/>
               </w:rPr>
@@ -3254,6 +2704,7 @@
                 <w:sz w:val="16"/>
                 <w:lang w:val="pt-BR"/>
               </w:rPr>
+              <w:lastRenderedPageBreak/>
               <w:t>olá | bom dia | atividade | pasta | link | enviar | compartilhar | por favor | até as 14h | obrigado</w:t>
             </w:r>
           </w:p>
@@ -3263,32 +2714,28 @@
     <w:p>
       <w:pPr>
         <w:pStyle w:val="Ttulo1"/>
-        <w:keepNext/>
         <w:keepLines w:val="0"/>
-        <w:spacing w:before="100" w:after="40" w:line="240" w:lineRule="auto"/>
+        <w:spacing w:before="100" w:after="40"/>
         <w:rPr>
           <w:lang w:val="pt-BR"/>
         </w:rPr>
       </w:pPr>
       <w:r>
         <w:rPr>
-          <w:sz w:val="26"/>
-          <w:lang w:val="pt-BR"/>
-        </w:rPr>
+          <w:lang w:val="pt-BR"/>
+        </w:rPr>
+        <w:lastRenderedPageBreak/>
         <w:t>PASSO 5 - Revise com uma dupla</w:t>
       </w:r>
     </w:p>
     <w:p>
       <w:pPr>
-        <w:keepLines w:val="0"/>
-        <w:spacing w:before="0" w:after="20" w:line="240" w:lineRule="auto"/>
         <w:rPr>
           <w:lang w:val="pt-BR"/>
         </w:rPr>
       </w:pPr>
       <w:r>
         <w:rPr>
-          <w:sz w:val="17"/>
           <w:lang w:val="pt-BR"/>
         </w:rPr>
         <w:t>A dupla pode ler, apontar ou apenas marcar. Não é obrigatório ler em voz alta.</w:t>
@@ -3296,8 +2743,6 @@
     </w:p>
     <w:p>
       <w:pPr>
-        <w:keepLines w:val="0"/>
-        <w:spacing w:before="0" w:after="20" w:line="240" w:lineRule="auto"/>
         <w:ind w:left="259"/>
         <w:rPr>
           <w:lang w:val="pt-BR"/>
@@ -3307,14 +2752,12 @@
         <w:rPr>
           <w:b/>
           <w:color w:val="004384"/>
-          <w:sz w:val="17"/>
           <w:lang w:val="pt-BR"/>
         </w:rPr>
         <w:t>[ ]</w:t>
       </w:r>
       <w:r>
         <w:rPr>
-          <w:sz w:val="17"/>
           <w:lang w:val="pt-BR"/>
         </w:rPr>
         <w:t>A mensagem tem um cumprimento.</w:t>
@@ -3322,8 +2765,6 @@
     </w:p>
     <w:p>
       <w:pPr>
-        <w:keepLines w:val="0"/>
-        <w:spacing w:before="0" w:after="20" w:line="240" w:lineRule="auto"/>
         <w:ind w:left="259"/>
         <w:rPr>
           <w:lang w:val="pt-BR"/>
@@ -3333,14 +2774,12 @@
         <w:rPr>
           <w:b/>
           <w:color w:val="004384"/>
-          <w:sz w:val="17"/>
           <w:lang w:val="pt-BR"/>
         </w:rPr>
         <w:t>[ ]</w:t>
       </w:r>
       <w:r>
         <w:rPr>
-          <w:sz w:val="17"/>
           <w:lang w:val="pt-BR"/>
         </w:rPr>
         <w:t>A mensagem explica o motivo.</w:t>
@@ -3348,8 +2787,6 @@
     </w:p>
     <w:p>
       <w:pPr>
-        <w:keepLines w:val="0"/>
-        <w:spacing w:before="0" w:after="20" w:line="240" w:lineRule="auto"/>
         <w:ind w:left="259"/>
         <w:rPr>
           <w:lang w:val="pt-BR"/>
@@ -3359,14 +2796,12 @@
         <w:rPr>
           <w:b/>
           <w:color w:val="004384"/>
-          <w:sz w:val="17"/>
           <w:lang w:val="pt-BR"/>
         </w:rPr>
         <w:t>[ ]</w:t>
       </w:r>
       <w:r>
         <w:rPr>
-          <w:sz w:val="17"/>
           <w:lang w:val="pt-BR"/>
         </w:rPr>
         <w:t>O pedido está claro.</w:t>
@@ -3374,8 +2809,6 @@
     </w:p>
     <w:p>
       <w:pPr>
-        <w:keepLines w:val="0"/>
-        <w:spacing w:before="0" w:after="20" w:line="240" w:lineRule="auto"/>
         <w:ind w:left="259"/>
         <w:rPr>
           <w:lang w:val="pt-BR"/>
@@ -3385,14 +2818,12 @@
         <w:rPr>
           <w:b/>
           <w:color w:val="004384"/>
-          <w:sz w:val="17"/>
           <w:lang w:val="pt-BR"/>
         </w:rPr>
         <w:t>[ ]</w:t>
       </w:r>
       <w:r>
         <w:rPr>
-          <w:sz w:val="17"/>
           <w:lang w:val="pt-BR"/>
         </w:rPr>
         <w:t>O prazo aparece.</w:t>
@@ -3400,8 +2831,6 @@
     </w:p>
     <w:p>
       <w:pPr>
-        <w:keepLines w:val="0"/>
-        <w:spacing w:before="0" w:after="20" w:line="240" w:lineRule="auto"/>
         <w:ind w:left="259"/>
         <w:rPr>
           <w:lang w:val="pt-BR"/>
@@ -3411,14 +2840,12 @@
         <w:rPr>
           <w:b/>
           <w:color w:val="004384"/>
-          <w:sz w:val="17"/>
           <w:lang w:val="pt-BR"/>
         </w:rPr>
         <w:t>[ ]</w:t>
       </w:r>
       <w:r>
         <w:rPr>
-          <w:sz w:val="17"/>
           <w:lang w:val="pt-BR"/>
         </w:rPr>
         <w:t>A mensagem usa palavras educadas.</w:t>
@@ -3426,8 +2853,6 @@
     </w:p>
     <w:p>
       <w:pPr>
-        <w:keepLines w:val="0"/>
-        <w:spacing w:before="0" w:after="20" w:line="240" w:lineRule="auto"/>
         <w:ind w:left="259"/>
         <w:rPr>
           <w:lang w:val="pt-BR"/>
@@ -3437,14 +2862,12 @@
         <w:rPr>
           <w:b/>
           <w:color w:val="004384"/>
-          <w:sz w:val="17"/>
           <w:lang w:val="pt-BR"/>
         </w:rPr>
         <w:t>[ ]</w:t>
       </w:r>
       <w:r>
         <w:rPr>
-          <w:sz w:val="17"/>
           <w:lang w:val="pt-BR"/>
         </w:rPr>
         <w:t>Não existem senha ou dados pessoais.</w:t>
@@ -3452,15 +2875,12 @@
     </w:p>
     <w:p>
       <w:pPr>
-        <w:keepLines w:val="0"/>
-        <w:spacing w:before="0" w:after="20" w:line="240" w:lineRule="auto"/>
         <w:rPr>
           <w:lang w:val="pt-BR"/>
         </w:rPr>
       </w:pPr>
       <w:r>
         <w:rPr>
-          <w:sz w:val="17"/>
           <w:lang w:val="pt-BR"/>
         </w:rPr>
         <w:t>Uma ajuda que minha dupla deu:</w:t>
@@ -3468,8 +2888,6 @@
     </w:p>
     <w:p>
       <w:pPr>
-        <w:keepLines w:val="0"/>
-        <w:spacing w:after="20" w:before="0" w:line="240" w:lineRule="auto"/>
         <w:rPr>
           <w:lang w:val="pt-BR"/>
         </w:rPr>
@@ -3477,7 +2895,6 @@
       <w:r>
         <w:rPr>
           <w:color w:val="A0A0A0"/>
-          <w:sz w:val="17"/>
           <w:lang w:val="pt-BR"/>
         </w:rPr>
         <w:t>________________________________________________________________</w:t>
@@ -3485,8 +2902,6 @@
     </w:p>
     <w:p>
       <w:pPr>
-        <w:keepLines w:val="0"/>
-        <w:spacing w:after="20" w:before="0" w:line="240" w:lineRule="auto"/>
         <w:rPr>
           <w:lang w:val="pt-BR"/>
         </w:rPr>
@@ -3494,7 +2909,6 @@
       <w:r>
         <w:rPr>
           <w:color w:val="A0A0A0"/>
-          <w:sz w:val="17"/>
           <w:lang w:val="pt-BR"/>
         </w:rPr>
         <w:t>________________________________________________________________</w:t>
@@ -3503,16 +2917,14 @@
     <w:p>
       <w:pPr>
         <w:pStyle w:val="Ttulo1"/>
-        <w:keepNext/>
         <w:keepLines w:val="0"/>
-        <w:spacing w:before="100" w:after="40" w:line="240" w:lineRule="auto"/>
+        <w:spacing w:before="100" w:after="40"/>
         <w:rPr>
           <w:lang w:val="pt-BR"/>
         </w:rPr>
       </w:pPr>
       <w:r>
         <w:rPr>
-          <w:sz w:val="26"/>
           <w:lang w:val="pt-BR"/>
         </w:rPr>
         <w:t>PASSO 6 - Minha mensagem final</w:t>
@@ -3520,15 +2932,12 @@
     </w:p>
     <w:p>
       <w:pPr>
-        <w:keepLines w:val="0"/>
-        <w:spacing w:before="0" w:after="20" w:line="240" w:lineRule="auto"/>
         <w:rPr>
           <w:lang w:val="pt-BR"/>
         </w:rPr>
       </w:pPr>
       <w:r>
         <w:rPr>
-          <w:sz w:val="17"/>
           <w:lang w:val="pt-BR"/>
         </w:rPr>
         <w:t>Escreva ou copie a versão final. Se precisar, use o modelo do Passo 4.</w:t>
@@ -3536,8 +2945,6 @@
     </w:p>
     <w:p>
       <w:pPr>
-        <w:keepLines w:val="0"/>
-        <w:spacing w:after="20" w:before="0" w:line="240" w:lineRule="auto"/>
         <w:rPr>
           <w:lang w:val="pt-BR"/>
         </w:rPr>
@@ -3545,7 +2952,6 @@
       <w:r>
         <w:rPr>
           <w:color w:val="A0A0A0"/>
-          <w:sz w:val="17"/>
           <w:lang w:val="pt-BR"/>
         </w:rPr>
         <w:t>________________________________________________________________</w:t>
@@ -3553,8 +2959,6 @@
     </w:p>
     <w:p>
       <w:pPr>
-        <w:keepLines w:val="0"/>
-        <w:spacing w:after="20" w:before="0" w:line="240" w:lineRule="auto"/>
         <w:rPr>
           <w:lang w:val="pt-BR"/>
         </w:rPr>
@@ -3562,7 +2966,6 @@
       <w:r>
         <w:rPr>
           <w:color w:val="A0A0A0"/>
-          <w:sz w:val="17"/>
           <w:lang w:val="pt-BR"/>
         </w:rPr>
         <w:t>________________________________________________________________</w:t>
@@ -3570,8 +2973,6 @@
     </w:p>
     <w:p>
       <w:pPr>
-        <w:keepLines w:val="0"/>
-        <w:spacing w:after="20" w:before="0" w:line="240" w:lineRule="auto"/>
         <w:rPr>
           <w:lang w:val="pt-BR"/>
         </w:rPr>
@@ -3579,7 +2980,6 @@
       <w:r>
         <w:rPr>
           <w:color w:val="A0A0A0"/>
-          <w:sz w:val="17"/>
           <w:lang w:val="pt-BR"/>
         </w:rPr>
         <w:t>________________________________________________________________</w:t>
@@ -3587,8 +2987,6 @@
     </w:p>
     <w:p>
       <w:pPr>
-        <w:keepLines w:val="0"/>
-        <w:spacing w:after="20" w:before="0" w:line="240" w:lineRule="auto"/>
         <w:rPr>
           <w:lang w:val="pt-BR"/>
         </w:rPr>
@@ -3596,7 +2994,6 @@
       <w:r>
         <w:rPr>
           <w:color w:val="A0A0A0"/>
-          <w:sz w:val="17"/>
           <w:lang w:val="pt-BR"/>
         </w:rPr>
         <w:t>________________________________________________________________</w:t>
@@ -3604,8 +3001,6 @@
     </w:p>
     <w:p>
       <w:pPr>
-        <w:keepLines w:val="0"/>
-        <w:spacing w:after="20" w:before="0" w:line="240" w:lineRule="auto"/>
         <w:rPr>
           <w:lang w:val="pt-BR"/>
         </w:rPr>
@@ -3613,7 +3008,6 @@
       <w:r>
         <w:rPr>
           <w:color w:val="A0A0A0"/>
-          <w:sz w:val="17"/>
           <w:lang w:val="pt-BR"/>
         </w:rPr>
         <w:t>________________________________________________________________</w:t>
@@ -3621,8 +3015,6 @@
     </w:p>
     <w:p>
       <w:pPr>
-        <w:keepLines w:val="0"/>
-        <w:spacing w:after="20" w:before="0" w:line="240" w:lineRule="auto"/>
         <w:rPr>
           <w:lang w:val="pt-BR"/>
         </w:rPr>
@@ -3630,7 +3022,6 @@
       <w:r>
         <w:rPr>
           <w:color w:val="A0A0A0"/>
-          <w:sz w:val="17"/>
           <w:lang w:val="pt-BR"/>
         </w:rPr>
         <w:t>________________________________________________________________</w:t>
@@ -3638,8 +3029,6 @@
     </w:p>
     <w:p>
       <w:pPr>
-        <w:keepLines w:val="0"/>
-        <w:spacing w:after="20" w:before="0" w:line="240" w:lineRule="auto"/>
         <w:rPr>
           <w:lang w:val="pt-BR"/>
         </w:rPr>
@@ -3647,7 +3036,6 @@
       <w:r>
         <w:rPr>
           <w:color w:val="A0A0A0"/>
-          <w:sz w:val="17"/>
           <w:lang w:val="pt-BR"/>
         </w:rPr>
         <w:t>________________________________________________________________</w:t>
@@ -3655,8 +3043,6 @@
     </w:p>
     <w:p>
       <w:pPr>
-        <w:keepLines w:val="0"/>
-        <w:spacing w:after="20" w:before="0" w:line="240" w:lineRule="auto"/>
         <w:rPr>
           <w:lang w:val="pt-BR"/>
         </w:rPr>
@@ -3664,7 +3050,6 @@
       <w:r>
         <w:rPr>
           <w:color w:val="A0A0A0"/>
-          <w:sz w:val="17"/>
           <w:lang w:val="pt-BR"/>
         </w:rPr>
         <w:t>________________________________________________________________</w:t>
@@ -3672,8 +3057,6 @@
     </w:p>
     <w:p>
       <w:pPr>
-        <w:keepLines w:val="0"/>
-        <w:spacing w:after="20" w:before="0" w:line="240" w:lineRule="auto"/>
         <w:rPr>
           <w:lang w:val="pt-BR"/>
         </w:rPr>
@@ -3681,7 +3064,6 @@
       <w:r>
         <w:rPr>
           <w:color w:val="A0A0A0"/>
-          <w:sz w:val="17"/>
           <w:lang w:val="pt-BR"/>
         </w:rPr>
         <w:t>________________________________________________________________</w:t>
@@ -3690,16 +3072,14 @@
     <w:p>
       <w:pPr>
         <w:pStyle w:val="Ttulo1"/>
-        <w:keepNext/>
         <w:keepLines w:val="0"/>
-        <w:spacing w:before="100" w:after="40" w:line="240" w:lineRule="auto"/>
+        <w:spacing w:before="100" w:after="40"/>
         <w:rPr>
           <w:lang w:val="pt-BR"/>
         </w:rPr>
       </w:pPr>
       <w:r>
         <w:rPr>
-          <w:sz w:val="26"/>
           <w:lang w:val="pt-BR"/>
         </w:rPr>
         <w:t>PASSO 7 - Como foi para mim?</w:t>
@@ -3707,15 +3087,12 @@
     </w:p>
     <w:p>
       <w:pPr>
-        <w:keepLines w:val="0"/>
-        <w:spacing w:before="0" w:after="20" w:line="240" w:lineRule="auto"/>
         <w:rPr>
           <w:lang w:val="pt-BR"/>
         </w:rPr>
       </w:pPr>
       <w:r>
         <w:rPr>
-          <w:sz w:val="17"/>
           <w:lang w:val="pt-BR"/>
         </w:rPr>
         <w:t>Marque uma opção em cada linha.</w:t>
@@ -3723,15 +3100,12 @@
     </w:p>
     <w:p>
       <w:pPr>
-        <w:keepLines w:val="0"/>
-        <w:spacing w:before="0" w:after="20" w:line="240" w:lineRule="auto"/>
         <w:rPr>
           <w:lang w:val="pt-BR"/>
         </w:rPr>
       </w:pPr>
       <w:r>
         <w:rPr>
-          <w:sz w:val="17"/>
           <w:lang w:val="pt-BR"/>
         </w:rPr>
         <w:t>Escolher entre e-mail e chat foi:</w:t>
@@ -3739,8 +3113,6 @@
     </w:p>
     <w:p>
       <w:pPr>
-        <w:keepLines w:val="0"/>
-        <w:spacing w:before="0" w:after="20" w:line="240" w:lineRule="auto"/>
         <w:ind w:left="259"/>
         <w:rPr>
           <w:lang w:val="pt-BR"/>
@@ -3750,14 +3122,12 @@
         <w:rPr>
           <w:b/>
           <w:color w:val="004384"/>
-          <w:sz w:val="17"/>
           <w:lang w:val="pt-BR"/>
         </w:rPr>
         <w:t>[ ]</w:t>
       </w:r>
       <w:r>
         <w:rPr>
-          <w:sz w:val="17"/>
           <w:lang w:val="pt-BR"/>
         </w:rPr>
         <w:t>Consegui</w:t>
@@ -3765,8 +3135,6 @@
     </w:p>
     <w:p>
       <w:pPr>
-        <w:keepLines w:val="0"/>
-        <w:spacing w:before="0" w:after="20" w:line="240" w:lineRule="auto"/>
         <w:ind w:left="259"/>
         <w:rPr>
           <w:lang w:val="pt-BR"/>
@@ -3776,14 +3144,12 @@
         <w:rPr>
           <w:b/>
           <w:color w:val="004384"/>
-          <w:sz w:val="17"/>
           <w:lang w:val="pt-BR"/>
         </w:rPr>
         <w:t>[ ]</w:t>
       </w:r>
       <w:r>
         <w:rPr>
-          <w:sz w:val="17"/>
           <w:lang w:val="pt-BR"/>
         </w:rPr>
         <w:t>Mais ou menos</w:t>
@@ -3791,8 +3157,6 @@
     </w:p>
     <w:p>
       <w:pPr>
-        <w:keepLines w:val="0"/>
-        <w:spacing w:before="0" w:after="20" w:line="240" w:lineRule="auto"/>
         <w:ind w:left="259"/>
         <w:rPr>
           <w:lang w:val="pt-BR"/>
@@ -3802,14 +3166,12 @@
         <w:rPr>
           <w:b/>
           <w:color w:val="004384"/>
-          <w:sz w:val="17"/>
           <w:lang w:val="pt-BR"/>
         </w:rPr>
         <w:t>[ ]</w:t>
       </w:r>
       <w:r>
         <w:rPr>
-          <w:sz w:val="17"/>
           <w:lang w:val="pt-BR"/>
         </w:rPr>
         <w:t>Preciso de mais ajuda</w:t>
@@ -3817,15 +3179,12 @@
     </w:p>
     <w:p>
       <w:pPr>
-        <w:keepLines w:val="0"/>
-        <w:spacing w:before="0" w:after="20" w:line="240" w:lineRule="auto"/>
         <w:rPr>
           <w:lang w:val="pt-BR"/>
         </w:rPr>
       </w:pPr>
       <w:r>
         <w:rPr>
-          <w:sz w:val="17"/>
           <w:lang w:val="pt-BR"/>
         </w:rPr>
         <w:t>Montar a mensagem foi:</w:t>
@@ -3833,8 +3192,6 @@
     </w:p>
     <w:p>
       <w:pPr>
-        <w:keepLines w:val="0"/>
-        <w:spacing w:before="0" w:after="20" w:line="240" w:lineRule="auto"/>
         <w:ind w:left="259"/>
         <w:rPr>
           <w:lang w:val="pt-BR"/>
@@ -3844,14 +3201,12 @@
         <w:rPr>
           <w:b/>
           <w:color w:val="004384"/>
-          <w:sz w:val="17"/>
           <w:lang w:val="pt-BR"/>
         </w:rPr>
         <w:t>[ ]</w:t>
       </w:r>
       <w:r>
         <w:rPr>
-          <w:sz w:val="17"/>
           <w:lang w:val="pt-BR"/>
         </w:rPr>
         <w:t>Consegui</w:t>
@@ -3859,8 +3214,6 @@
     </w:p>
     <w:p>
       <w:pPr>
-        <w:keepLines w:val="0"/>
-        <w:spacing w:before="0" w:after="20" w:line="240" w:lineRule="auto"/>
         <w:ind w:left="259"/>
         <w:rPr>
           <w:lang w:val="pt-BR"/>
@@ -3870,14 +3223,12 @@
         <w:rPr>
           <w:b/>
           <w:color w:val="004384"/>
-          <w:sz w:val="17"/>
           <w:lang w:val="pt-BR"/>
         </w:rPr>
         <w:t>[ ]</w:t>
       </w:r>
       <w:r>
         <w:rPr>
-          <w:sz w:val="17"/>
           <w:lang w:val="pt-BR"/>
         </w:rPr>
         <w:t>Mais ou menos</w:t>
@@ -3885,8 +3236,6 @@
     </w:p>
     <w:p>
       <w:pPr>
-        <w:keepLines w:val="0"/>
-        <w:spacing w:before="0" w:after="20" w:line="240" w:lineRule="auto"/>
         <w:ind w:left="259"/>
         <w:rPr>
           <w:lang w:val="pt-BR"/>
@@ -3896,14 +3245,12 @@
         <w:rPr>
           <w:b/>
           <w:color w:val="004384"/>
-          <w:sz w:val="17"/>
           <w:lang w:val="pt-BR"/>
         </w:rPr>
         <w:t>[ ]</w:t>
       </w:r>
       <w:r>
         <w:rPr>
-          <w:sz w:val="17"/>
           <w:lang w:val="pt-BR"/>
         </w:rPr>
         <w:t>Preciso de mais ajuda</w:t>
@@ -3911,15 +3258,12 @@
     </w:p>
     <w:p>
       <w:pPr>
-        <w:keepLines w:val="0"/>
-        <w:spacing w:before="0" w:after="20" w:line="240" w:lineRule="auto"/>
         <w:rPr>
           <w:lang w:val="pt-BR"/>
         </w:rPr>
       </w:pPr>
       <w:r>
         <w:rPr>
-          <w:sz w:val="17"/>
           <w:lang w:val="pt-BR"/>
         </w:rPr>
         <w:t>Hoje eu consegui:</w:t>
@@ -3927,8 +3271,6 @@
     </w:p>
     <w:p>
       <w:pPr>
-        <w:keepLines w:val="0"/>
-        <w:spacing w:before="0" w:after="20" w:line="240" w:lineRule="auto"/>
         <w:ind w:left="259"/>
         <w:rPr>
           <w:lang w:val="pt-BR"/>
@@ -3938,14 +3280,12 @@
         <w:rPr>
           <w:b/>
           <w:color w:val="004384"/>
-          <w:sz w:val="17"/>
           <w:lang w:val="pt-BR"/>
         </w:rPr>
         <w:t>[ ]</w:t>
       </w:r>
       <w:r>
         <w:rPr>
-          <w:sz w:val="17"/>
           <w:lang w:val="pt-BR"/>
         </w:rPr>
         <w:t>Fazer sozinho</w:t>
@@ -3953,8 +3293,6 @@
     </w:p>
     <w:p>
       <w:pPr>
-        <w:keepLines w:val="0"/>
-        <w:spacing w:before="0" w:after="20" w:line="240" w:lineRule="auto"/>
         <w:ind w:left="259"/>
         <w:rPr>
           <w:lang w:val="pt-BR"/>
@@ -3964,14 +3302,12 @@
         <w:rPr>
           <w:b/>
           <w:color w:val="004384"/>
-          <w:sz w:val="17"/>
           <w:lang w:val="pt-BR"/>
         </w:rPr>
         <w:t>[ ]</w:t>
       </w:r>
       <w:r>
         <w:rPr>
-          <w:sz w:val="17"/>
           <w:lang w:val="pt-BR"/>
         </w:rPr>
         <w:t>Fazer com ajuda</w:t>
@@ -3979,8 +3315,6 @@
     </w:p>
     <w:p>
       <w:pPr>
-        <w:keepLines w:val="0"/>
-        <w:spacing w:before="0" w:after="20" w:line="240" w:lineRule="auto"/>
         <w:ind w:left="259"/>
         <w:rPr>
           <w:lang w:val="pt-BR"/>
@@ -3990,14 +3324,12 @@
         <w:rPr>
           <w:b/>
           <w:color w:val="004384"/>
-          <w:sz w:val="17"/>
           <w:lang w:val="pt-BR"/>
         </w:rPr>
         <w:t>[ ]</w:t>
       </w:r>
       <w:r>
         <w:rPr>
-          <w:sz w:val="17"/>
           <w:lang w:val="pt-BR"/>
         </w:rPr>
         <w:t>Começar e tentar</w:t>
@@ -4006,23 +3338,16 @@
     <w:p>
       <w:pPr>
         <w:pStyle w:val="Ttulo1"/>
-        <w:keepNext/>
         <w:keepLines w:val="0"/>
-        <w:spacing w:before="100" w:after="40" w:line="240" w:lineRule="auto"/>
+        <w:spacing w:before="100" w:after="40"/>
       </w:pPr>
       <w:proofErr w:type="spellStart"/>
       <w:r>
-        <w:rPr>
-          <w:sz w:val="26"/>
-        </w:rPr>
-        <w:t>Avaliação</w:t>
+        <w:t>Avaliaçãodo</w:t>
       </w:r>
       <w:proofErr w:type="spellEnd"/>
       <w:r>
-        <w:rPr>
-          <w:sz w:val="26"/>
-        </w:rPr>
-        <w:t>do professor</w:t>
+        <w:t xml:space="preserve"> professor</w:t>
       </w:r>
     </w:p>
     <w:tbl>
@@ -4030,12 +3355,11 @@
         <w:tblStyle w:val="Tabelacomgrade"/>
         <w:tblW w:w="5000" w:type="pct"/>
         <w:jc w:val="center"/>
-        <w:tblLayout w:type="autofit"/>
         <w:tblLook w:val="04A0" w:firstRow="1" w:lastRow="0" w:firstColumn="1" w:lastColumn="0" w:noHBand="0" w:noVBand="1"/>
       </w:tblPr>
       <w:tblGrid>
-        <w:gridCol w:w="4680"/>
-        <w:gridCol w:w="4680"/>
+        <w:gridCol w:w="7528"/>
+        <w:gridCol w:w="7528"/>
       </w:tblGrid>
       <w:tr>
         <w:trPr>
@@ -4048,17 +3372,14 @@
             <w:shd w:val="clear" w:color="auto" w:fill="004384"/>
             <w:tcMar>
               <w:top w:w="40" w:type="dxa"/>
-              <w:left w:w="120" w:type="dxa"/>
+              <w:left w:w="40" w:type="dxa"/>
               <w:bottom w:w="40" w:type="dxa"/>
-              <w:right w:w="120" w:type="dxa"/>
-              <w:start w:w="40" w:type="dxa"/>
-              <w:end w:w="40" w:type="dxa"/>
+              <w:right w:w="40" w:type="dxa"/>
             </w:tcMar>
           </w:tcPr>
           <w:p>
             <w:pPr>
-              <w:keepLines w:val="0"/>
-              <w:spacing w:before="0" w:after="0" w:line="240" w:lineRule="auto"/>
+              <w:spacing w:after="0"/>
             </w:pPr>
             <w:proofErr w:type="spellStart"/>
             <w:r>
@@ -4078,17 +3399,14 @@
             <w:shd w:val="clear" w:color="auto" w:fill="004384"/>
             <w:tcMar>
               <w:top w:w="40" w:type="dxa"/>
-              <w:left w:w="120" w:type="dxa"/>
+              <w:left w:w="40" w:type="dxa"/>
               <w:bottom w:w="40" w:type="dxa"/>
-              <w:right w:w="120" w:type="dxa"/>
-              <w:start w:w="40" w:type="dxa"/>
-              <w:end w:w="40" w:type="dxa"/>
+              <w:right w:w="40" w:type="dxa"/>
             </w:tcMar>
           </w:tcPr>
           <w:p>
             <w:pPr>
-              <w:keepLines w:val="0"/>
-              <w:spacing w:before="0" w:after="0" w:line="240" w:lineRule="auto"/>
+              <w:spacing w:after="0"/>
             </w:pPr>
             <w:r>
               <w:rPr>
@@ -4110,17 +3428,14 @@
             <w:tcW w:w="4680" w:type="dxa"/>
             <w:tcMar>
               <w:top w:w="40" w:type="dxa"/>
-              <w:left w:w="120" w:type="dxa"/>
+              <w:left w:w="40" w:type="dxa"/>
               <w:bottom w:w="40" w:type="dxa"/>
-              <w:right w:w="120" w:type="dxa"/>
-              <w:start w:w="40" w:type="dxa"/>
-              <w:end w:w="40" w:type="dxa"/>
+              <w:right w:w="40" w:type="dxa"/>
             </w:tcMar>
           </w:tcPr>
           <w:p>
             <w:pPr>
-              <w:keepLines w:val="0"/>
-              <w:spacing w:after="0" w:before="0" w:line="240" w:lineRule="auto"/>
+              <w:spacing w:after="0"/>
             </w:pPr>
             <w:proofErr w:type="spellStart"/>
             <w:r>
@@ -4165,17 +3480,14 @@
             <w:tcW w:w="4680" w:type="dxa"/>
             <w:tcMar>
               <w:top w:w="40" w:type="dxa"/>
-              <w:left w:w="120" w:type="dxa"/>
+              <w:left w:w="40" w:type="dxa"/>
               <w:bottom w:w="40" w:type="dxa"/>
-              <w:right w:w="120" w:type="dxa"/>
-              <w:start w:w="40" w:type="dxa"/>
-              <w:end w:w="40" w:type="dxa"/>
+              <w:right w:w="40" w:type="dxa"/>
             </w:tcMar>
           </w:tcPr>
           <w:p>
             <w:pPr>
-              <w:keepLines w:val="0"/>
-              <w:spacing w:after="0" w:before="0" w:line="240" w:lineRule="auto"/>
+              <w:spacing w:after="0"/>
               <w:rPr>
                 <w:lang w:val="pt-BR"/>
               </w:rPr>
@@ -4185,23 +3497,7 @@
                 <w:sz w:val="16"/>
                 <w:lang w:val="pt-BR"/>
               </w:rPr>
-              <w:t>[ ] Sim [</w:t>
-            </w:r>
-            <w:proofErr w:type="gramStart"/>
-            <w:r>
-              <w:rPr>
-                <w:sz w:val="16"/>
-                <w:lang w:val="pt-BR"/>
-              </w:rPr>
-              <w:t>] Com</w:t>
-            </w:r>
-            <w:proofErr w:type="gramEnd"/>
-            <w:r>
-              <w:rPr>
-                <w:sz w:val="16"/>
-                <w:lang w:val="pt-BR"/>
-              </w:rPr>
-              <w:t>apoio [ ] Ainda não</w:t>
+              <w:t>[ ] Sim [] Comapoio [ ] Ainda não</w:t>
             </w:r>
           </w:p>
         </w:tc>
@@ -4215,46 +3511,23 @@
             <w:tcW w:w="4680" w:type="dxa"/>
             <w:tcMar>
               <w:top w:w="40" w:type="dxa"/>
-              <w:left w:w="120" w:type="dxa"/>
+              <w:left w:w="40" w:type="dxa"/>
               <w:bottom w:w="40" w:type="dxa"/>
-              <w:right w:w="120" w:type="dxa"/>
-              <w:start w:w="40" w:type="dxa"/>
-              <w:end w:w="40" w:type="dxa"/>
+              <w:right w:w="40" w:type="dxa"/>
             </w:tcMar>
           </w:tcPr>
           <w:p>
             <w:pPr>
-              <w:keepLines w:val="0"/>
-              <w:spacing w:after="0" w:before="0" w:line="240" w:lineRule="auto"/>
+              <w:spacing w:after="0"/>
             </w:pPr>
             <w:proofErr w:type="spellStart"/>
             <w:r>
               <w:rPr>
                 <w:sz w:val="16"/>
               </w:rPr>
-              <w:t>Montou</w:t>
+              <w:t>Montouasquatropartes</w:t>
             </w:r>
             <w:proofErr w:type="spellEnd"/>
-            <w:r>
-              <w:rPr>
-                <w:sz w:val="16"/>
-              </w:rPr>
-              <w:t>as</w:t>
-            </w:r>
-            <w:proofErr w:type="spellStart"/>
-            <w:r>
-              <w:rPr>
-                <w:sz w:val="16"/>
-              </w:rPr>
-              <w:t>quatro</w:t>
-            </w:r>
-            <w:proofErr w:type="spellEnd"/>
-            <w:r>
-              <w:rPr>
-                <w:sz w:val="16"/>
-              </w:rPr>
-              <w:t>partes</w:t>
-            </w:r>
           </w:p>
         </w:tc>
         <w:tc>
@@ -4262,17 +3535,14 @@
             <w:tcW w:w="4680" w:type="dxa"/>
             <w:tcMar>
               <w:top w:w="40" w:type="dxa"/>
-              <w:left w:w="120" w:type="dxa"/>
+              <w:left w:w="40" w:type="dxa"/>
               <w:bottom w:w="40" w:type="dxa"/>
-              <w:right w:w="120" w:type="dxa"/>
-              <w:start w:w="40" w:type="dxa"/>
-              <w:end w:w="40" w:type="dxa"/>
+              <w:right w:w="40" w:type="dxa"/>
             </w:tcMar>
           </w:tcPr>
           <w:p>
             <w:pPr>
-              <w:keepLines w:val="0"/>
-              <w:spacing w:after="0" w:before="0" w:line="240" w:lineRule="auto"/>
+              <w:spacing w:after="0"/>
               <w:rPr>
                 <w:lang w:val="pt-BR"/>
               </w:rPr>
@@ -4282,23 +3552,7 @@
                 <w:sz w:val="16"/>
                 <w:lang w:val="pt-BR"/>
               </w:rPr>
-              <w:t>[ ] Sim [</w:t>
-            </w:r>
-            <w:proofErr w:type="gramStart"/>
-            <w:r>
-              <w:rPr>
-                <w:sz w:val="16"/>
-                <w:lang w:val="pt-BR"/>
-              </w:rPr>
-              <w:t>] Com</w:t>
-            </w:r>
-            <w:proofErr w:type="gramEnd"/>
-            <w:r>
-              <w:rPr>
-                <w:sz w:val="16"/>
-                <w:lang w:val="pt-BR"/>
-              </w:rPr>
-              <w:t>apoio [ ] Ainda não</w:t>
+              <w:t>[ ] Sim [] Comapoio [ ] Ainda não</w:t>
             </w:r>
           </w:p>
         </w:tc>
@@ -4312,17 +3566,14 @@
             <w:tcW w:w="4680" w:type="dxa"/>
             <w:tcMar>
               <w:top w:w="40" w:type="dxa"/>
-              <w:left w:w="120" w:type="dxa"/>
+              <w:left w:w="40" w:type="dxa"/>
               <w:bottom w:w="40" w:type="dxa"/>
-              <w:right w:w="120" w:type="dxa"/>
-              <w:start w:w="40" w:type="dxa"/>
-              <w:end w:w="40" w:type="dxa"/>
+              <w:right w:w="40" w:type="dxa"/>
             </w:tcMar>
           </w:tcPr>
           <w:p>
             <w:pPr>
-              <w:keepLines w:val="0"/>
-              <w:spacing w:after="0" w:before="0" w:line="240" w:lineRule="auto"/>
+              <w:spacing w:after="0"/>
             </w:pPr>
             <w:proofErr w:type="spellStart"/>
             <w:r>
@@ -4367,17 +3618,14 @@
             <w:tcW w:w="4680" w:type="dxa"/>
             <w:tcMar>
               <w:top w:w="40" w:type="dxa"/>
-              <w:left w:w="120" w:type="dxa"/>
+              <w:left w:w="40" w:type="dxa"/>
               <w:bottom w:w="40" w:type="dxa"/>
-              <w:right w:w="120" w:type="dxa"/>
-              <w:start w:w="40" w:type="dxa"/>
-              <w:end w:w="40" w:type="dxa"/>
+              <w:right w:w="40" w:type="dxa"/>
             </w:tcMar>
           </w:tcPr>
           <w:p>
             <w:pPr>
-              <w:keepLines w:val="0"/>
-              <w:spacing w:after="0" w:before="0" w:line="240" w:lineRule="auto"/>
+              <w:spacing w:after="0"/>
               <w:rPr>
                 <w:lang w:val="pt-BR"/>
               </w:rPr>
@@ -4387,23 +3635,7 @@
                 <w:sz w:val="16"/>
                 <w:lang w:val="pt-BR"/>
               </w:rPr>
-              <w:t>[ ] Sim [</w:t>
-            </w:r>
-            <w:proofErr w:type="gramStart"/>
-            <w:r>
-              <w:rPr>
-                <w:sz w:val="16"/>
-                <w:lang w:val="pt-BR"/>
-              </w:rPr>
-              <w:t>] Com</w:t>
-            </w:r>
-            <w:proofErr w:type="gramEnd"/>
-            <w:r>
-              <w:rPr>
-                <w:sz w:val="16"/>
-                <w:lang w:val="pt-BR"/>
-              </w:rPr>
-              <w:t>apoio [ ] Ainda não</w:t>
+              <w:t>[ ] Sim [] Comapoio [ ] Ainda não</w:t>
             </w:r>
           </w:p>
         </w:tc>
@@ -4417,38 +3649,35 @@
             <w:tcW w:w="4680" w:type="dxa"/>
             <w:tcMar>
               <w:top w:w="40" w:type="dxa"/>
-              <w:left w:w="120" w:type="dxa"/>
+              <w:left w:w="40" w:type="dxa"/>
               <w:bottom w:w="40" w:type="dxa"/>
-              <w:right w:w="120" w:type="dxa"/>
-              <w:start w:w="40" w:type="dxa"/>
-              <w:end w:w="40" w:type="dxa"/>
+              <w:right w:w="40" w:type="dxa"/>
             </w:tcMar>
           </w:tcPr>
           <w:p>
             <w:pPr>
-              <w:keepLines w:val="0"/>
-              <w:spacing w:after="0" w:before="0" w:line="240" w:lineRule="auto"/>
+              <w:spacing w:after="0"/>
             </w:pPr>
             <w:proofErr w:type="spellStart"/>
             <w:r>
               <w:rPr>
                 <w:sz w:val="16"/>
               </w:rPr>
-              <w:t>Revisou</w:t>
+              <w:t>Revisouantes</w:t>
             </w:r>
             <w:proofErr w:type="spellEnd"/>
             <w:r>
               <w:rPr>
                 <w:sz w:val="16"/>
               </w:rPr>
-              <w:t>antes de</w:t>
+              <w:t xml:space="preserve"> </w:t>
             </w:r>
             <w:proofErr w:type="spellStart"/>
             <w:r>
               <w:rPr>
                 <w:sz w:val="16"/>
               </w:rPr>
-              <w:t>finalizar</w:t>
+              <w:t>definalizar</w:t>
             </w:r>
             <w:proofErr w:type="spellEnd"/>
           </w:p>
@@ -4458,17 +3687,14 @@
             <w:tcW w:w="4680" w:type="dxa"/>
             <w:tcMar>
               <w:top w:w="40" w:type="dxa"/>
-              <w:left w:w="120" w:type="dxa"/>
+              <w:left w:w="40" w:type="dxa"/>
               <w:bottom w:w="40" w:type="dxa"/>
-              <w:right w:w="120" w:type="dxa"/>
-              <w:start w:w="40" w:type="dxa"/>
-              <w:end w:w="40" w:type="dxa"/>
+              <w:right w:w="40" w:type="dxa"/>
             </w:tcMar>
           </w:tcPr>
           <w:p>
             <w:pPr>
-              <w:keepLines w:val="0"/>
-              <w:spacing w:after="0" w:before="0" w:line="240" w:lineRule="auto"/>
+              <w:spacing w:after="0"/>
               <w:rPr>
                 <w:lang w:val="pt-BR"/>
               </w:rPr>
@@ -4478,23 +3704,7 @@
                 <w:sz w:val="16"/>
                 <w:lang w:val="pt-BR"/>
               </w:rPr>
-              <w:t>[ ] Sim [</w:t>
-            </w:r>
-            <w:proofErr w:type="gramStart"/>
-            <w:r>
-              <w:rPr>
-                <w:sz w:val="16"/>
-                <w:lang w:val="pt-BR"/>
-              </w:rPr>
-              <w:t>] Com</w:t>
-            </w:r>
-            <w:proofErr w:type="gramEnd"/>
-            <w:r>
-              <w:rPr>
-                <w:sz w:val="16"/>
-                <w:lang w:val="pt-BR"/>
-              </w:rPr>
-              <w:t>apoio [ ] Ainda não</w:t>
+              <w:t>[ ] Sim [] Comapoio [ ] Ainda não</w:t>
             </w:r>
           </w:p>
         </w:tc>
@@ -4504,11 +3714,10 @@
       <w:tblPr>
         <w:tblW w:w="5000" w:type="pct"/>
         <w:jc w:val="center"/>
-        <w:tblLayout w:type="autofit"/>
         <w:tblLook w:val="04A0" w:firstRow="1" w:lastRow="0" w:firstColumn="1" w:lastColumn="0" w:noHBand="0" w:noVBand="1"/>
       </w:tblPr>
       <w:tblGrid>
-        <w:gridCol w:w="9360"/>
+        <w:gridCol w:w="15056"/>
       </w:tblGrid>
       <w:tr>
         <w:trPr>
@@ -4520,51 +3729,30 @@
             <w:shd w:val="clear" w:color="auto" w:fill="E8F0FE"/>
             <w:tcMar>
               <w:top w:w="40" w:type="dxa"/>
-              <w:left w:w="180" w:type="dxa"/>
+              <w:left w:w="40" w:type="dxa"/>
               <w:bottom w:w="40" w:type="dxa"/>
-              <w:right w:w="180" w:type="dxa"/>
-              <w:start w:w="40" w:type="dxa"/>
-              <w:end w:w="40" w:type="dxa"/>
+              <w:right w:w="40" w:type="dxa"/>
             </w:tcMar>
             <w:vAlign w:val="center"/>
           </w:tcPr>
           <w:p>
             <w:pPr>
-              <w:keepLines w:val="0"/>
-              <w:spacing w:after="0" w:before="0" w:line="240" w:lineRule="auto"/>
+              <w:spacing w:after="0"/>
               <w:rPr>
                 <w:lang w:val="pt-BR"/>
               </w:rPr>
             </w:pPr>
-            <w:r>
-              <w:rPr>
-                <w:b/>
-                <w:color w:val="004384"/>
-                <w:sz w:val="16"/>
-                <w:lang w:val="pt-BR"/>
-              </w:rPr>
-              <w:t>Importante</w:t>
-            </w:r>
-          </w:p>
-          <w:p>
-            <w:pPr>
-              <w:keepLines w:val="0"/>
-              <w:spacing w:after="0" w:line="240" w:lineRule="auto" w:before="0"/>
-              <w:rPr>
-                <w:lang w:val="pt-BR"/>
-              </w:rPr>
-            </w:pPr>
-            <w:r>
-              <w:rPr>
-                <w:sz w:val="16"/>
-                <w:lang w:val="pt-BR"/>
-              </w:rPr>
-              <w:t>O sucesso nesta atividade é participar, fazer escolhas e construir uma mensagem compreensível, com ou sem apoio.</w:t>
-            </w:r>
           </w:p>
         </w:tc>
       </w:tr>
     </w:tbl>
+    <w:p>
+      <w:pPr>
+        <w:rPr>
+          <w:lang w:val="pt-BR"/>
+        </w:rPr>
+      </w:pPr>
+    </w:p>
     <w:sectPr>
       <w:headerReference w:type="default" r:id="rId8"/>
       <w:footerReference w:type="default" r:id="rId9"/>
@@ -4582,7 +3770,7 @@
   <w:endnote w:type="separator" w:id="-1">
     <w:p>
       <w:pPr>
-        <w:spacing w:after="0" w:line="240" w:lineRule="auto"/>
+        <w:spacing w:after="0"/>
       </w:pPr>
       <w:r>
         <w:separator/>
@@ -4592,7 +3780,7 @@
   <w:endnote w:type="continuationSeparator" w:id="0">
     <w:p>
       <w:pPr>
-        <w:spacing w:after="0" w:line="240" w:lineRule="auto"/>
+        <w:spacing w:after="0"/>
       </w:pPr>
       <w:r>
         <w:continuationSeparator/>
@@ -4607,8 +3795,6 @@
   <w:p>
     <w:pPr>
       <w:pStyle w:val="Rodap"/>
-      <w:keepLines w:val="0"/>
-      <w:spacing w:before="0" w:after="0" w:line="240" w:lineRule="auto"/>
       <w:jc w:val="right"/>
       <w:rPr>
         <w:lang w:val="pt-BR"/>
@@ -4631,32 +3817,11 @@
     </w:r>
     <w:r>
       <w:rPr>
-        <w:sz w:val="14"/>
-      </w:rPr>
-    </w:r>
-    <w:r>
-      <w:rPr>
-        <w:sz w:val="14"/>
-        <w:lang w:val="pt-BR"/>
-      </w:rPr>
-    </w:r>
-    <w:r>
-      <w:rPr>
-        <w:sz w:val="14"/>
-      </w:rPr>
-    </w:r>
-    <w:r>
-      <w:rPr>
         <w:noProof/>
         <w:sz w:val="14"/>
         <w:lang w:val="pt-BR"/>
       </w:rPr>
       <w:t>1</w:t>
-    </w:r>
-    <w:r>
-      <w:rPr>
-        <w:sz w:val="14"/>
-      </w:rPr>
     </w:r>
   </w:p>
 </w:ftr>
@@ -4667,7 +3832,7 @@
   <w:footnote w:type="separator" w:id="-1">
     <w:p>
       <w:pPr>
-        <w:spacing w:after="0" w:line="240" w:lineRule="auto"/>
+        <w:spacing w:after="0"/>
       </w:pPr>
       <w:r>
         <w:separator/>
@@ -4677,7 +3842,7 @@
   <w:footnote w:type="continuationSeparator" w:id="0">
     <w:p>
       <w:pPr>
-        <w:spacing w:after="0" w:line="240" w:lineRule="auto"/>
+        <w:spacing w:after="0"/>
       </w:pPr>
       <w:r>
         <w:continuationSeparator/>
@@ -4692,8 +3857,6 @@
   <w:p>
     <w:pPr>
       <w:pStyle w:val="Cabealho"/>
-      <w:keepLines w:val="0"/>
-      <w:spacing w:before="0" w:after="0" w:line="240" w:lineRule="auto"/>
     </w:pPr>
     <w:r>
       <w:rPr>
@@ -4719,7 +3882,7 @@
         <w:color w:val="666666"/>
         <w:sz w:val="14"/>
       </w:rPr>
-      <w:t xml:space="preserve"> </w:t>
+      <w:t xml:space="preserve"> - </w:t>
     </w:r>
     <w:proofErr w:type="spellStart"/>
     <w:r>
@@ -4728,24 +3891,7 @@
         <w:color w:val="666666"/>
         <w:sz w:val="14"/>
       </w:rPr>
-    </w:r>
-    <w:proofErr w:type="spellEnd"/>
-    <w:r>
-      <w:rPr>
-        <w:b/>
-        <w:color w:val="666666"/>
-        <w:sz w:val="14"/>
-      </w:rPr>
-      <w:t>- Ferramentas</w:t>
-    </w:r>
-    <w:proofErr w:type="spellStart"/>
-    <w:r>
-      <w:rPr>
-        <w:b/>
-        <w:color w:val="666666"/>
-        <w:sz w:val="14"/>
-      </w:rPr>
-      <w:t>Digitais</w:t>
+      <w:t>FerramentasDigitais</w:t>
     </w:r>
     <w:proofErr w:type="spellEnd"/>
   </w:p>
@@ -5346,7 +4492,7 @@
     <w:qFormat/>
     <w:rsid w:val="00FC693F"/>
     <w:pPr>
-      <w:spacing w:after="20" w:line="240" w:lineRule="auto" w:before="0"/>
+      <w:spacing w:after="20" w:line="240" w:lineRule="auto"/>
     </w:pPr>
     <w:rPr>
       <w:rFonts w:ascii="Aptos" w:hAnsi="Aptos"/>
@@ -5365,7 +4511,7 @@
     <w:pPr>
       <w:keepNext/>
       <w:keepLines/>
-      <w:spacing w:before="60" w:after="20" w:line="240" w:lineRule="auto"/>
+      <w:spacing w:before="60"/>
       <w:outlineLvl w:val="0"/>
     </w:pPr>
     <w:rPr>
@@ -5389,7 +4535,7 @@
     <w:pPr>
       <w:keepNext/>
       <w:keepLines/>
-      <w:spacing w:before="60" w:after="20" w:line="240" w:lineRule="auto"/>
+      <w:spacing w:before="60"/>
       <w:outlineLvl w:val="1"/>
     </w:pPr>
     <w:rPr>
@@ -5413,7 +4559,7 @@
     <w:pPr>
       <w:keepNext/>
       <w:keepLines/>
-      <w:spacing w:before="60" w:after="20" w:line="240" w:lineRule="auto"/>
+      <w:spacing w:before="60"/>
       <w:outlineLvl w:val="2"/>
     </w:pPr>
     <w:rPr>
@@ -5603,7 +4749,7 @@
         <w:tab w:val="center" w:pos="4680"/>
         <w:tab w:val="right" w:pos="9360"/>
       </w:tabs>
-      <w:spacing w:after="0" w:line="240" w:lineRule="auto"/>
+      <w:spacing w:after="0"/>
     </w:pPr>
   </w:style>
   <w:style w:type="character" w:customStyle="1" w:styleId="CabealhoChar">
@@ -5625,7 +4771,7 @@
         <w:tab w:val="center" w:pos="4680"/>
         <w:tab w:val="right" w:pos="9360"/>
       </w:tabs>
-      <w:spacing w:after="0" w:line="240" w:lineRule="auto"/>
+      <w:spacing w:after="0"/>
     </w:pPr>
   </w:style>
   <w:style w:type="character" w:customStyle="1" w:styleId="RodapChar">
@@ -5699,7 +4845,7 @@
       <w:pBdr>
         <w:bottom w:val="single" w:sz="8" w:space="4" w:color="4F81BD" w:themeColor="accent1"/>
       </w:pBdr>
-      <w:spacing w:after="300" w:line="240" w:lineRule="auto"/>
+      <w:spacing w:after="300"/>
       <w:contextualSpacing/>
     </w:pPr>
     <w:rPr>
@@ -6132,9 +5278,6 @@
     <w:unhideWhenUsed/>
     <w:qFormat/>
     <w:rsid w:val="00FC693F"/>
-    <w:pPr>
-      <w:spacing w:line="240" w:lineRule="auto"/>
-    </w:pPr>
     <w:rPr>
       <w:b/>
       <w:bCs/>
